--- a/docs/articles/wc2026-how-the-model-works.docx
+++ b/docs/articles/wc2026-how-the-model-works.docx
@@ -3,18 +3,39 @@
 <w:document xmlns:wpc="http://schemas.microsoft.com/office/word/2010/wordprocessingCanvas" xmlns:mo="http://schemas.microsoft.com/office/mac/office/2008/main" xmlns:mc="http://schemas.openxmlformats.org/markup-compatibility/2006" xmlns:mv="urn:schemas-microsoft-com:mac:vml" xmlns:o="urn:schemas-microsoft-com:office:office" xmlns:r="http://schemas.openxmlformats.org/officeDocument/2006/relationships" xmlns:m="http://schemas.openxmlformats.org/officeDocument/2006/math" xmlns:v="urn:schemas-microsoft-com:vml" xmlns:wp14="http://schemas.microsoft.com/office/word/2010/wordprocessingDrawing" xmlns:wp="http://schemas.openxmlformats.org/drawingml/2006/wordprocessingDrawing" xmlns:w10="urn:schemas-microsoft-com:office:word" xmlns:w="http://schemas.openxmlformats.org/wordprocessingml/2006/main" xmlns:w14="http://schemas.microsoft.com/office/word/2010/wordml" xmlns:wpg="http://schemas.microsoft.com/office/word/2010/wordprocessingGroup" xmlns:wpi="http://schemas.microsoft.com/office/word/2010/wordprocessingInk" xmlns:wne="http://schemas.microsoft.com/office/word/2006/wordml" xmlns:wps="http://schemas.microsoft.com/office/word/2010/wordprocessingShape" mc:Ignorable="w14 wp14">
   <w:body>
     <w:p>
-      <w:pPr/>
+      <w:pPr>
+        <w:spacing w:before="0" w:after="80"/>
+        <w:pBdr>
+          <w:bottom w:val="single" w:sz="12" w:space="4" w:color="D4AF37"/>
+        </w:pBdr>
+      </w:pPr>
       <w:r>
         <w:rPr>
           <w:b/>
           <w:color w:val="D4AF37"/>
           <w:sz w:val="18"/>
         </w:rPr>
-        <w:t>WIZARDOFODDS.COM     |     How the 2026 World Cup Prediction Model Works</w:t>
+        <w:t>WIZARDOFODDS.COM</w:t>
+      </w:r>
+      <w:r>
+        <w:rPr>
+          <w:color w:val="555555"/>
+          <w:sz w:val="18"/>
+        </w:rPr>
+        <w:t xml:space="preserve">     |     How the 2026 World Cup Prediction Model Works</w:t>
       </w:r>
     </w:p>
     <w:p>
-      <w:pPr/>
+      <w:pPr>
+        <w:spacing w:before="0" w:after="120"/>
+      </w:pPr>
+    </w:p>
+    <w:p>
+      <w:pPr>
+        <w:spacing w:before="240" w:after="120"/>
+        <w:keepWithNext/>
+        <w:keepLines/>
+      </w:pPr>
       <w:r>
         <w:rPr>
           <w:b/>
@@ -25,9 +46,12 @@
       </w:r>
     </w:p>
     <w:p>
-      <w:pPr/>
+      <w:pPr>
+        <w:spacing w:before="0" w:after="200"/>
+      </w:pPr>
       <w:r>
         <w:rPr>
+          <w:i/>
           <w:color w:val="555555"/>
           <w:sz w:val="22"/>
         </w:rPr>
@@ -35,7 +59,15 @@
       </w:r>
     </w:p>
     <w:p>
-      <w:pPr/>
+      <w:pPr>
+        <w:keepNext/>
+        <w:spacing w:before="360" w:after="60"/>
+        <w:keepWithNext/>
+        <w:keepLines/>
+        <w:pBdr>
+          <w:bottom w:val="single" w:sz="6" w:space="3" w:color="D4AF37"/>
+        </w:pBdr>
+      </w:pPr>
       <w:r>
         <w:rPr>
           <w:b/>
@@ -46,37 +78,54 @@
       </w:r>
     </w:p>
     <w:p>
-      <w:pPr/>
+      <w:pPr>
+        <w:spacing w:before="0" w:after="140"/>
+        <w:jc w:val="both"/>
+      </w:pPr>
       <w:r>
         <w:rPr>
           <w:color w:val="111111"/>
           <w:sz w:val="20"/>
         </w:rPr>
-        <w:t>Predicting the outcome of a football match is an exercise in structured humility. A match produces roughly two or three goals, arriving from a nearly infinite set of possible game states. Even the best model cannot predict which foot Mbappe uses in the 73rd minute. Uncertainty is not a flaw to be engineered away -- it is the fundamental nature of the problem.</w:t>
+        <w:t>Predicting the outcome of a football match is an exercise in structured humility. A match produces roughly two or three goals, arriving from a chaotic sequence of decisions and individual brilliance that no model can fully capture. Even the best football models in the world -- the ones running inside sharp sportsbooks -- are wrong more often than they are right about any individual game.</w:t>
       </w:r>
     </w:p>
     <w:p>
-      <w:pPr/>
+      <w:pPr>
+        <w:spacing w:before="0" w:after="140"/>
+        <w:jc w:val="both"/>
+      </w:pPr>
       <w:r>
         <w:rPr>
           <w:color w:val="111111"/>
           <w:sz w:val="20"/>
         </w:rPr>
-        <w:t>What a well-built model can do is get the probabilities right over a large number of matches. Assign 30% probability to outcomes that happen 30% of the time. Assign 5% probability to outcomes that happen 5% of the time. Over a full tournament, calibration -- not luck -- is the competitive advantage.</w:t>
+        <w:t>What a well-built model can do is get the probabilities right over a large number of matches. Assign 30% probability to outcomes that happen 30% of the time. Be faster than the public market in incorporating new information. Identify specific markets where the bookmaker's price does not reflect the available evidence. That is a narrower ambition than predicting winners -- but it is the one that produces long-run results.</w:t>
       </w:r>
     </w:p>
     <w:p>
-      <w:pPr/>
+      <w:pPr>
+        <w:spacing w:before="0" w:after="140"/>
+        <w:jc w:val="both"/>
+      </w:pPr>
       <w:r>
         <w:rPr>
           <w:color w:val="111111"/>
           <w:sz w:val="20"/>
         </w:rPr>
-        <w:t>This model produces a full joint probability distribution over every possible final score for every 2026 FIFA World Cup match. It runs six competing parametric models daily, selects the best by log-likelihood on out-of-sample data, reconciles with bookmaker markets, temperature-scales for calibration, and deploys four public-facing pages on WizardOfOdds.com. Every number on every page traces directly to a single master PMF grid for each match.</w:t>
+        <w:t>This model produces a full joint probability distribution over every possible final score for every 2026 FIFA World Cup match. It blends 12 independent signal sources into a composite team rating, runs six competing parametric models daily, anchors each match's goal totals against live bookmaker lines, reconciles the result against market probabilities, and applies a Hierarchical Bayesian blend before final calibration. The pipeline runs without human intervention 24 hours a day and FTP-uploads results to WizardOfOdds.com after every run.</w:t>
       </w:r>
     </w:p>
     <w:p>
-      <w:pPr/>
+      <w:pPr>
+        <w:keepNext/>
+        <w:spacing w:before="360" w:after="60"/>
+        <w:keepWithNext/>
+        <w:keepLines/>
+        <w:pBdr>
+          <w:bottom w:val="single" w:sz="6" w:space="3" w:color="D4AF37"/>
+        </w:pBdr>
+      </w:pPr>
       <w:r>
         <w:rPr>
           <w:b/>
@@ -87,280 +136,1793 @@
       </w:r>
     </w:p>
     <w:p>
-      <w:pPr/>
+      <w:pPr>
+        <w:spacing w:before="0" w:after="140"/>
+        <w:jc w:val="both"/>
+      </w:pPr>
       <w:r>
         <w:rPr>
           <w:color w:val="111111"/>
           <w:sz w:val="20"/>
         </w:rPr>
-        <w:t>Before describing the engine, it helps to understand precisely what it produces. A PMF -- Probability Mass Function -- is a complete assignment of probabilities to every possible outcome. For a football match, the outcome space is the set of all regulation-time final scores: (0,0), (1,0), (0,1), (1,1), (2,0), ... and so on.</w:t>
+        <w:t>Before describing the engine, it helps to understand precisely what it produces. A PMF -- Probability Mass Function -- is a complete assignment of probability to every possible discrete outcome. For a football match, the joint score PMF is a two-dimensional grid. Each cell (h, a) holds P(Home = h, Away = a): the probability that the home team scores exactly h goals and the away team scores exactly a goals in regulation time.</w:t>
       </w:r>
     </w:p>
     <w:p>
-      <w:pPr/>
+      <w:pPr>
+        <w:spacing w:before="0" w:after="140"/>
+        <w:jc w:val="both"/>
+      </w:pPr>
       <w:r>
         <w:rPr>
           <w:color w:val="111111"/>
           <w:sz w:val="20"/>
         </w:rPr>
-        <w:t>The grid runs from (0, 0) through 8 or 9 goals per team, plus an explicit tail-mass bucket for extreme scores beyond the boundary. Every cell sums to a number between 0 and 1, and all cells sum to exactly 1.000.</w:t>
+        <w:t>The grid runs from (0, 0) through 8 or 9 goals per team, plus an explicit tail-mass bucket for extreme scores beyond the boundary. Every cell including the tail sums to exactly 1.0. This is a hard constraint enforced at every stage of the pipeline.</w:t>
       </w:r>
     </w:p>
     <w:p>
-      <w:pPr/>
+      <w:pPr>
+        <w:spacing w:before="0" w:after="140"/>
+        <w:jc w:val="both"/>
+      </w:pPr>
       <w:r>
         <w:rPr>
           <w:color w:val="111111"/>
           <w:sz w:val="20"/>
         </w:rPr>
-        <w:t>Every betting market is simply a different question about this same grid. There is no separate model for Over/Under, no separate model for BTTS, no separate model for correct score. There is one PMF. Everything else is arithmetic.</w:t>
+        <w:t>Every betting market is simply a different question about this same grid. There is no separate model for Over/Under, no separate model for BTTS -- every number flows from one source of truth:</w:t>
       </w:r>
     </w:p>
+    <w:tbl>
+      <w:tblPr>
+        <w:tblStyle w:val="TableGrid"/>
+        <w:tblW w:type="auto" w:w="0"/>
+        <w:tblLook w:firstColumn="1" w:firstRow="1" w:lastColumn="0" w:lastRow="0" w:noHBand="0" w:noVBand="1" w:val="04A0"/>
+      </w:tblPr>
+      <w:tblGrid>
+        <w:gridCol w:w="2592"/>
+        <w:gridCol w:w="6336"/>
+      </w:tblGrid>
+      <w:tr>
+        <w:tc>
+          <w:tcPr>
+            <w:tcW w:type="dxa" w:w="4536"/>
+            <w:shd w:val="clear" w:color="auto" w:fill="0A0E1A"/>
+          </w:tcPr>
+          <w:p>
+            <w:r/>
+            <w:r>
+              <w:rPr>
+                <w:b/>
+                <w:color w:val="D4AF37"/>
+                <w:sz w:val="18"/>
+              </w:rPr>
+              <w:t>Market</w:t>
+            </w:r>
+          </w:p>
+        </w:tc>
+        <w:tc>
+          <w:tcPr>
+            <w:tcW w:type="dxa" w:w="4536"/>
+            <w:shd w:val="clear" w:color="auto" w:fill="0A0E1A"/>
+          </w:tcPr>
+          <w:p>
+            <w:r/>
+            <w:r>
+              <w:rPr>
+                <w:b/>
+                <w:color w:val="D4AF37"/>
+                <w:sz w:val="18"/>
+              </w:rPr>
+              <w:t>How It Is Calculated from the PMF Grid</w:t>
+            </w:r>
+          </w:p>
+        </w:tc>
+      </w:tr>
+      <w:tr>
+        <w:tc>
+          <w:tcPr>
+            <w:tcW w:type="dxa" w:w="4536"/>
+            <w:shd w:val="clear" w:color="auto" w:fill="FFFFFF"/>
+          </w:tcPr>
+          <w:p>
+            <w:r>
+              <w:rPr>
+                <w:color w:val="111111"/>
+                <w:sz w:val="18"/>
+              </w:rPr>
+              <w:t>Over 2.5 goals</w:t>
+            </w:r>
+          </w:p>
+        </w:tc>
+        <w:tc>
+          <w:tcPr>
+            <w:tcW w:type="dxa" w:w="4536"/>
+            <w:shd w:val="clear" w:color="auto" w:fill="FFFFFF"/>
+          </w:tcPr>
+          <w:p>
+            <w:r>
+              <w:rPr>
+                <w:color w:val="111111"/>
+                <w:sz w:val="18"/>
+              </w:rPr>
+              <w:t>Sum all cells where h + a &gt;= 3</w:t>
+            </w:r>
+          </w:p>
+        </w:tc>
+      </w:tr>
+      <w:tr>
+        <w:tc>
+          <w:tcPr>
+            <w:tcW w:type="dxa" w:w="4536"/>
+            <w:shd w:val="clear" w:color="auto" w:fill="F0F0F0"/>
+          </w:tcPr>
+          <w:p>
+            <w:r>
+              <w:rPr>
+                <w:color w:val="111111"/>
+                <w:sz w:val="18"/>
+              </w:rPr>
+              <w:t>Under 2.5 goals</w:t>
+            </w:r>
+          </w:p>
+        </w:tc>
+        <w:tc>
+          <w:tcPr>
+            <w:tcW w:type="dxa" w:w="4536"/>
+            <w:shd w:val="clear" w:color="auto" w:fill="F0F0F0"/>
+          </w:tcPr>
+          <w:p>
+            <w:r>
+              <w:rPr>
+                <w:color w:val="111111"/>
+                <w:sz w:val="18"/>
+              </w:rPr>
+              <w:t>Sum all cells where h + a &lt;= 2</w:t>
+            </w:r>
+          </w:p>
+        </w:tc>
+      </w:tr>
+      <w:tr>
+        <w:tc>
+          <w:tcPr>
+            <w:tcW w:type="dxa" w:w="4536"/>
+            <w:shd w:val="clear" w:color="auto" w:fill="FFFFFF"/>
+          </w:tcPr>
+          <w:p>
+            <w:r>
+              <w:rPr>
+                <w:color w:val="111111"/>
+                <w:sz w:val="18"/>
+              </w:rPr>
+              <w:t>Both Teams to Score</w:t>
+            </w:r>
+          </w:p>
+        </w:tc>
+        <w:tc>
+          <w:tcPr>
+            <w:tcW w:type="dxa" w:w="4536"/>
+            <w:shd w:val="clear" w:color="auto" w:fill="FFFFFF"/>
+          </w:tcPr>
+          <w:p>
+            <w:r>
+              <w:rPr>
+                <w:color w:val="111111"/>
+                <w:sz w:val="18"/>
+              </w:rPr>
+              <w:t>All cells where h &gt;= 1 AND a &gt;= 1</w:t>
+            </w:r>
+          </w:p>
+        </w:tc>
+      </w:tr>
+      <w:tr>
+        <w:tc>
+          <w:tcPr>
+            <w:tcW w:type="dxa" w:w="4536"/>
+            <w:shd w:val="clear" w:color="auto" w:fill="F0F0F0"/>
+          </w:tcPr>
+          <w:p>
+            <w:r>
+              <w:rPr>
+                <w:color w:val="111111"/>
+                <w:sz w:val="18"/>
+              </w:rPr>
+              <w:t>Home Win</w:t>
+            </w:r>
+          </w:p>
+        </w:tc>
+        <w:tc>
+          <w:tcPr>
+            <w:tcW w:type="dxa" w:w="4536"/>
+            <w:shd w:val="clear" w:color="auto" w:fill="F0F0F0"/>
+          </w:tcPr>
+          <w:p>
+            <w:r>
+              <w:rPr>
+                <w:color w:val="111111"/>
+                <w:sz w:val="18"/>
+              </w:rPr>
+              <w:t>All cells where h &gt; a</w:t>
+            </w:r>
+          </w:p>
+        </w:tc>
+      </w:tr>
+      <w:tr>
+        <w:tc>
+          <w:tcPr>
+            <w:tcW w:type="dxa" w:w="4536"/>
+            <w:shd w:val="clear" w:color="auto" w:fill="FFFFFF"/>
+          </w:tcPr>
+          <w:p>
+            <w:r>
+              <w:rPr>
+                <w:color w:val="111111"/>
+                <w:sz w:val="18"/>
+              </w:rPr>
+              <w:t>Draw</w:t>
+            </w:r>
+          </w:p>
+        </w:tc>
+        <w:tc>
+          <w:tcPr>
+            <w:tcW w:type="dxa" w:w="4536"/>
+            <w:shd w:val="clear" w:color="auto" w:fill="FFFFFF"/>
+          </w:tcPr>
+          <w:p>
+            <w:r>
+              <w:rPr>
+                <w:color w:val="111111"/>
+                <w:sz w:val="18"/>
+              </w:rPr>
+              <w:t>All cells on the main diagonal: (0,0), (1,1), (2,2), ...</w:t>
+            </w:r>
+          </w:p>
+        </w:tc>
+      </w:tr>
+      <w:tr>
+        <w:tc>
+          <w:tcPr>
+            <w:tcW w:type="dxa" w:w="4536"/>
+            <w:shd w:val="clear" w:color="auto" w:fill="F0F0F0"/>
+          </w:tcPr>
+          <w:p>
+            <w:r>
+              <w:rPr>
+                <w:color w:val="111111"/>
+                <w:sz w:val="18"/>
+              </w:rPr>
+              <w:t>Away Win</w:t>
+            </w:r>
+          </w:p>
+        </w:tc>
+        <w:tc>
+          <w:tcPr>
+            <w:tcW w:type="dxa" w:w="4536"/>
+            <w:shd w:val="clear" w:color="auto" w:fill="F0F0F0"/>
+          </w:tcPr>
+          <w:p>
+            <w:r>
+              <w:rPr>
+                <w:color w:val="111111"/>
+                <w:sz w:val="18"/>
+              </w:rPr>
+              <w:t>All cells where a &gt; h</w:t>
+            </w:r>
+          </w:p>
+        </w:tc>
+      </w:tr>
+      <w:tr>
+        <w:tc>
+          <w:tcPr>
+            <w:tcW w:type="dxa" w:w="4536"/>
+            <w:shd w:val="clear" w:color="auto" w:fill="FFFFFF"/>
+          </w:tcPr>
+          <w:p>
+            <w:r>
+              <w:rPr>
+                <w:color w:val="111111"/>
+                <w:sz w:val="18"/>
+              </w:rPr>
+              <w:t>Correct score 2-1</w:t>
+            </w:r>
+          </w:p>
+        </w:tc>
+        <w:tc>
+          <w:tcPr>
+            <w:tcW w:type="dxa" w:w="4536"/>
+            <w:shd w:val="clear" w:color="auto" w:fill="FFFFFF"/>
+          </w:tcPr>
+          <w:p>
+            <w:r>
+              <w:rPr>
+                <w:color w:val="111111"/>
+                <w:sz w:val="18"/>
+              </w:rPr>
+              <w:t>The single cell P(h=2, a=1) -- one number read directly</w:t>
+            </w:r>
+          </w:p>
+        </w:tc>
+      </w:tr>
+      <w:tr>
+        <w:tc>
+          <w:tcPr>
+            <w:tcW w:type="dxa" w:w="4536"/>
+            <w:shd w:val="clear" w:color="auto" w:fill="F0F0F0"/>
+          </w:tcPr>
+          <w:p>
+            <w:r>
+              <w:rPr>
+                <w:color w:val="111111"/>
+                <w:sz w:val="18"/>
+              </w:rPr>
+              <w:t>Home clean sheet</w:t>
+            </w:r>
+          </w:p>
+        </w:tc>
+        <w:tc>
+          <w:tcPr>
+            <w:tcW w:type="dxa" w:w="4536"/>
+            <w:shd w:val="clear" w:color="auto" w:fill="F0F0F0"/>
+          </w:tcPr>
+          <w:p>
+            <w:r>
+              <w:rPr>
+                <w:color w:val="111111"/>
+                <w:sz w:val="18"/>
+              </w:rPr>
+              <w:t>Sum entire column a=0: P(0,0) + P(1,0) + P(2,0) + ...</w:t>
+            </w:r>
+          </w:p>
+        </w:tc>
+      </w:tr>
+    </w:tbl>
     <w:p>
-      <w:pPr/>
+      <w:pPr>
+        <w:spacing w:before="0" w:after="120"/>
+      </w:pPr>
+    </w:p>
+    <w:tbl>
+      <w:tblPr>
+        <w:tblStyle w:val="TableGrid"/>
+        <w:tblW w:type="auto" w:w="0"/>
+        <w:tblLook w:firstColumn="1" w:firstRow="1" w:lastColumn="0" w:lastRow="0" w:noHBand="0" w:noVBand="1" w:val="04A0"/>
+      </w:tblPr>
+      <w:tblGrid>
+        <w:gridCol w:w="9072"/>
+      </w:tblGrid>
+      <w:tr>
+        <w:tc>
+          <w:tcPr>
+            <w:tcW w:type="dxa" w:w="9072"/>
+            <w:shd w:val="clear" w:color="auto" w:fill="FDF8ED"/>
+            <w:tcBorders>
+              <w:top w:val="none"/>
+              <w:right w:val="none"/>
+              <w:bottom w:val="none"/>
+              <w:insideH w:val="none"/>
+              <w:insideV w:val="none"/>
+              <w:left w:val="single" w:sz="18" w:color="D4AF37"/>
+            </w:tcBorders>
+          </w:tcPr>
+          <w:p>
+            <w:pPr>
+              <w:spacing w:before="40" w:after="40"/>
+            </w:pPr>
+            <w:r>
+              <w:rPr>
+                <w:b/>
+                <w:color w:val="D4AF37"/>
+                <w:sz w:val="18"/>
+              </w:rPr>
+              <w:t>The Internal Consistency Guarantee</w:t>
+            </w:r>
+          </w:p>
+          <w:p>
+            <w:pPr>
+              <w:spacing w:before="0" w:after="80"/>
+              <w:jc w:val="both"/>
+            </w:pPr>
+            <w:r>
+              <w:rPr>
+                <w:i/>
+                <w:color w:val="333355"/>
+                <w:sz w:val="19"/>
+              </w:rPr>
+              <w:t>There is no separate model for each market type. The PMF is the entire model, and all markets are different questions about the same distribution. This guarantees internal consistency -- a property that does not hold on sites that blend data from different sources or use different models for different markets.</w:t>
+            </w:r>
+          </w:p>
+        </w:tc>
+      </w:tr>
+    </w:tbl>
+    <w:p>
+      <w:pPr>
+        <w:spacing w:after="120"/>
+      </w:pPr>
+    </w:p>
+    <w:p>
+      <w:pPr>
+        <w:keepNext/>
+        <w:spacing w:before="360" w:after="60"/>
+        <w:keepWithNext/>
+        <w:keepLines/>
+        <w:pBdr>
+          <w:bottom w:val="single" w:sz="6" w:space="3" w:color="D4AF37"/>
+        </w:pBdr>
+      </w:pPr>
       <w:r>
         <w:rPr>
           <w:b/>
           <w:color w:val="111111"/>
           <w:sz w:val="28"/>
         </w:rPr>
-        <w:t>Step 1: Rating Every Team -- The Composite Prior</w:t>
+        <w:t>Step 1: Rating Every Team -- The 12-Signal Composite Prior</w:t>
       </w:r>
     </w:p>
     <w:p>
-      <w:pPr/>
+      <w:pPr>
+        <w:spacing w:before="0" w:after="140"/>
+        <w:jc w:val="both"/>
+      </w:pPr>
       <w:r>
         <w:rPr>
           <w:color w:val="111111"/>
           <w:sz w:val="20"/>
         </w:rPr>
-        <w:t>The first task is assigning each of the 48 World Cup teams an attack strength and a defense strength expressed in Expected Goal Margin (EGM) units -- the expected goals a team scores minus the expected goals it concedes against an average World Cup opponent on a neutral field.</w:t>
+        <w:t>The first task is assigning each of the 48 World Cup teams an attack lambda and a defense lambda -- the expected goals scored and conceded against an average opponent on a neutral pitch. No single rating system is good enough to trust entirely. Club data does not transfer cleanly to international football. FIFA rankings can lag months behind a team's actual form. Bookmaker odds contain genuine signal but can be distorted by public betting flow on marquee matches. The solution is a composite prior blended from twelve independent signal sources.</w:t>
       </w:r>
     </w:p>
     <w:p>
-      <w:pPr/>
+      <w:pPr>
+        <w:spacing w:before="240" w:after="60"/>
+        <w:keepWithNext/>
+        <w:keepLines/>
+      </w:pPr>
       <w:r>
         <w:rPr>
           <w:b/>
           <w:color w:val="1A3A6B"/>
           <w:sz w:val="22"/>
         </w:rPr>
-        <w:t>The Rating Sources</w:t>
+        <w:t>The Twelve Signal Sources</w:t>
       </w:r>
     </w:p>
     <w:p>
-      <w:pPr/>
+      <w:pPr>
+        <w:spacing w:before="0" w:after="80"/>
+        <w:jc w:val="both"/>
+      </w:pPr>
       <w:r>
         <w:rPr>
           <w:color w:val="111111"/>
           <w:sz w:val="20"/>
         </w:rPr>
-        <w:t>The composite rating blends seven sources weighted by data quality and predictive validation:</w:t>
+        <w:t>All twelve sources are active for every prediction:</w:t>
       </w:r>
     </w:p>
+    <w:tbl>
+      <w:tblPr>
+        <w:tblStyle w:val="TableGrid"/>
+        <w:tblW w:type="auto" w:w="0"/>
+        <w:tblLook w:firstColumn="1" w:firstRow="1" w:lastColumn="0" w:lastRow="0" w:noHBand="0" w:noVBand="1" w:val="04A0"/>
+      </w:tblPr>
+      <w:tblGrid>
+        <w:gridCol w:w="2268"/>
+        <w:gridCol w:w="2268"/>
+        <w:gridCol w:w="2268"/>
+        <w:gridCol w:w="2268"/>
+      </w:tblGrid>
+      <w:tr>
+        <w:tc>
+          <w:tcPr>
+            <w:tcW w:type="dxa" w:w="576"/>
+            <w:shd w:val="clear" w:color="auto" w:fill="0A0E1A"/>
+          </w:tcPr>
+          <w:p>
+            <w:r/>
+            <w:r>
+              <w:rPr>
+                <w:b/>
+                <w:color w:val="D4AF37"/>
+                <w:sz w:val="18"/>
+              </w:rPr>
+              <w:t>#</w:t>
+            </w:r>
+          </w:p>
+        </w:tc>
+        <w:tc>
+          <w:tcPr>
+            <w:tcW w:type="dxa" w:w="2304"/>
+            <w:shd w:val="clear" w:color="auto" w:fill="0A0E1A"/>
+          </w:tcPr>
+          <w:p>
+            <w:r/>
+            <w:r>
+              <w:rPr>
+                <w:b/>
+                <w:color w:val="D4AF37"/>
+                <w:sz w:val="18"/>
+              </w:rPr>
+              <w:t>Signal Source</w:t>
+            </w:r>
+          </w:p>
+        </w:tc>
+        <w:tc>
+          <w:tcPr>
+            <w:tcW w:type="dxa" w:w="2448"/>
+            <w:shd w:val="clear" w:color="auto" w:fill="0A0E1A"/>
+          </w:tcPr>
+          <w:p>
+            <w:r/>
+            <w:r>
+              <w:rPr>
+                <w:b/>
+                <w:color w:val="D4AF37"/>
+                <w:sz w:val="18"/>
+              </w:rPr>
+              <w:t>Primary Data</w:t>
+            </w:r>
+          </w:p>
+        </w:tc>
+        <w:tc>
+          <w:tcPr>
+            <w:tcW w:type="dxa" w:w="936"/>
+            <w:shd w:val="clear" w:color="auto" w:fill="0A0E1A"/>
+          </w:tcPr>
+          <w:p>
+            <w:r/>
+            <w:r>
+              <w:rPr>
+                <w:b/>
+                <w:color w:val="D4AF37"/>
+                <w:sz w:val="18"/>
+              </w:rPr>
+              <w:t>Weight</w:t>
+            </w:r>
+          </w:p>
+        </w:tc>
+      </w:tr>
+      <w:tr>
+        <w:tc>
+          <w:tcPr>
+            <w:tcW w:type="dxa" w:w="576"/>
+            <w:shd w:val="clear" w:color="auto" w:fill="FFFFFF"/>
+          </w:tcPr>
+          <w:p>
+            <w:r>
+              <w:rPr>
+                <w:color w:val="111111"/>
+                <w:sz w:val="18"/>
+              </w:rPr>
+              <w:t>1</w:t>
+            </w:r>
+          </w:p>
+        </w:tc>
+        <w:tc>
+          <w:tcPr>
+            <w:tcW w:type="dxa" w:w="2304"/>
+            <w:shd w:val="clear" w:color="auto" w:fill="FFFFFF"/>
+          </w:tcPr>
+          <w:p>
+            <w:r>
+              <w:rPr>
+                <w:color w:val="111111"/>
+                <w:sz w:val="18"/>
+              </w:rPr>
+              <w:t>market_implied</w:t>
+            </w:r>
+          </w:p>
+        </w:tc>
+        <w:tc>
+          <w:tcPr>
+            <w:tcW w:type="dxa" w:w="2448"/>
+            <w:shd w:val="clear" w:color="auto" w:fill="FFFFFF"/>
+          </w:tcPr>
+          <w:p>
+            <w:r>
+              <w:rPr>
+                <w:color w:val="111111"/>
+                <w:sz w:val="18"/>
+              </w:rPr>
+              <w:t>BDL consensus 1X2 odds, SHIN no-vig</w:t>
+            </w:r>
+          </w:p>
+        </w:tc>
+        <w:tc>
+          <w:tcPr>
+            <w:tcW w:type="dxa" w:w="936"/>
+            <w:shd w:val="clear" w:color="auto" w:fill="FFFFFF"/>
+          </w:tcPr>
+          <w:p>
+            <w:r>
+              <w:rPr>
+                <w:color w:val="111111"/>
+                <w:sz w:val="18"/>
+              </w:rPr>
+              <w:t>~20%</w:t>
+            </w:r>
+          </w:p>
+        </w:tc>
+      </w:tr>
+      <w:tr>
+        <w:tc>
+          <w:tcPr>
+            <w:tcW w:type="dxa" w:w="576"/>
+            <w:shd w:val="clear" w:color="auto" w:fill="F0F0F0"/>
+          </w:tcPr>
+          <w:p>
+            <w:r>
+              <w:rPr>
+                <w:color w:val="111111"/>
+                <w:sz w:val="18"/>
+              </w:rPr>
+              <w:t>2</w:t>
+            </w:r>
+          </w:p>
+        </w:tc>
+        <w:tc>
+          <w:tcPr>
+            <w:tcW w:type="dxa" w:w="2304"/>
+            <w:shd w:val="clear" w:color="auto" w:fill="F0F0F0"/>
+          </w:tcPr>
+          <w:p>
+            <w:r>
+              <w:rPr>
+                <w:color w:val="111111"/>
+                <w:sz w:val="18"/>
+              </w:rPr>
+              <w:t>futures_implied</w:t>
+            </w:r>
+          </w:p>
+        </w:tc>
+        <w:tc>
+          <w:tcPr>
+            <w:tcW w:type="dxa" w:w="2448"/>
+            <w:shd w:val="clear" w:color="auto" w:fill="F0F0F0"/>
+          </w:tcPr>
+          <w:p>
+            <w:r>
+              <w:rPr>
+                <w:color w:val="111111"/>
+                <w:sz w:val="18"/>
+              </w:rPr>
+              <w:t>Tournament outright futures odds</w:t>
+            </w:r>
+          </w:p>
+        </w:tc>
+        <w:tc>
+          <w:tcPr>
+            <w:tcW w:type="dxa" w:w="936"/>
+            <w:shd w:val="clear" w:color="auto" w:fill="F0F0F0"/>
+          </w:tcPr>
+          <w:p>
+            <w:r>
+              <w:rPr>
+                <w:color w:val="111111"/>
+                <w:sz w:val="18"/>
+              </w:rPr>
+              <w:t>~5%</w:t>
+            </w:r>
+          </w:p>
+        </w:tc>
+      </w:tr>
+      <w:tr>
+        <w:tc>
+          <w:tcPr>
+            <w:tcW w:type="dxa" w:w="576"/>
+            <w:shd w:val="clear" w:color="auto" w:fill="FFFFFF"/>
+          </w:tcPr>
+          <w:p>
+            <w:r>
+              <w:rPr>
+                <w:color w:val="111111"/>
+                <w:sz w:val="18"/>
+              </w:rPr>
+              <w:t>3</w:t>
+            </w:r>
+          </w:p>
+        </w:tc>
+        <w:tc>
+          <w:tcPr>
+            <w:tcW w:type="dxa" w:w="2304"/>
+            <w:shd w:val="clear" w:color="auto" w:fill="FFFFFF"/>
+          </w:tcPr>
+          <w:p>
+            <w:r>
+              <w:rPr>
+                <w:color w:val="111111"/>
+                <w:sz w:val="18"/>
+              </w:rPr>
+              <w:t>best_player_form</w:t>
+            </w:r>
+          </w:p>
+        </w:tc>
+        <w:tc>
+          <w:tcPr>
+            <w:tcW w:type="dxa" w:w="2448"/>
+            <w:shd w:val="clear" w:color="auto" w:fill="FFFFFF"/>
+          </w:tcPr>
+          <w:p>
+            <w:r>
+              <w:rPr>
+                <w:color w:val="111111"/>
+                <w:sz w:val="18"/>
+              </w:rPr>
+              <w:t>Top-player performance ratings per team</w:t>
+            </w:r>
+          </w:p>
+        </w:tc>
+        <w:tc>
+          <w:tcPr>
+            <w:tcW w:type="dxa" w:w="936"/>
+            <w:shd w:val="clear" w:color="auto" w:fill="FFFFFF"/>
+          </w:tcPr>
+          <w:p>
+            <w:r>
+              <w:rPr>
+                <w:color w:val="111111"/>
+                <w:sz w:val="18"/>
+              </w:rPr>
+              <w:t>~5%</w:t>
+            </w:r>
+          </w:p>
+        </w:tc>
+      </w:tr>
+      <w:tr>
+        <w:tc>
+          <w:tcPr>
+            <w:tcW w:type="dxa" w:w="576"/>
+            <w:shd w:val="clear" w:color="auto" w:fill="F0F0F0"/>
+          </w:tcPr>
+          <w:p>
+            <w:r>
+              <w:rPr>
+                <w:color w:val="111111"/>
+                <w:sz w:val="18"/>
+              </w:rPr>
+              <w:t>4</w:t>
+            </w:r>
+          </w:p>
+        </w:tc>
+        <w:tc>
+          <w:tcPr>
+            <w:tcW w:type="dxa" w:w="2304"/>
+            <w:shd w:val="clear" w:color="auto" w:fill="F0F0F0"/>
+          </w:tcPr>
+          <w:p>
+            <w:r>
+              <w:rPr>
+                <w:color w:val="111111"/>
+                <w:sz w:val="18"/>
+              </w:rPr>
+              <w:t>fifa_ranking</w:t>
+            </w:r>
+          </w:p>
+        </w:tc>
+        <w:tc>
+          <w:tcPr>
+            <w:tcW w:type="dxa" w:w="2448"/>
+            <w:shd w:val="clear" w:color="auto" w:fill="F0F0F0"/>
+          </w:tcPr>
+          <w:p>
+            <w:r>
+              <w:rPr>
+                <w:color w:val="111111"/>
+                <w:sz w:val="18"/>
+              </w:rPr>
+              <w:t>March 2026 official FIFA ranking points</w:t>
+            </w:r>
+          </w:p>
+        </w:tc>
+        <w:tc>
+          <w:tcPr>
+            <w:tcW w:type="dxa" w:w="936"/>
+            <w:shd w:val="clear" w:color="auto" w:fill="F0F0F0"/>
+          </w:tcPr>
+          <w:p>
+            <w:r>
+              <w:rPr>
+                <w:color w:val="111111"/>
+                <w:sz w:val="18"/>
+              </w:rPr>
+              <w:t>~10%</w:t>
+            </w:r>
+          </w:p>
+        </w:tc>
+      </w:tr>
+      <w:tr>
+        <w:tc>
+          <w:tcPr>
+            <w:tcW w:type="dxa" w:w="576"/>
+            <w:shd w:val="clear" w:color="auto" w:fill="FFFFFF"/>
+          </w:tcPr>
+          <w:p>
+            <w:r>
+              <w:rPr>
+                <w:color w:val="111111"/>
+                <w:sz w:val="18"/>
+              </w:rPr>
+              <w:t>5</w:t>
+            </w:r>
+          </w:p>
+        </w:tc>
+        <w:tc>
+          <w:tcPr>
+            <w:tcW w:type="dxa" w:w="2304"/>
+            <w:shd w:val="clear" w:color="auto" w:fill="FFFFFF"/>
+          </w:tcPr>
+          <w:p>
+            <w:r>
+              <w:rPr>
+                <w:color w:val="111111"/>
+                <w:sz w:val="18"/>
+              </w:rPr>
+              <w:t>qualifying</w:t>
+            </w:r>
+          </w:p>
+        </w:tc>
+        <w:tc>
+          <w:tcPr>
+            <w:tcW w:type="dxa" w:w="2448"/>
+            <w:shd w:val="clear" w:color="auto" w:fill="FFFFFF"/>
+          </w:tcPr>
+          <w:p>
+            <w:r>
+              <w:rPr>
+                <w:color w:val="111111"/>
+                <w:sz w:val="18"/>
+              </w:rPr>
+              <w:t>Attack/defense efficiency, Bayesian-shrunk</w:t>
+            </w:r>
+          </w:p>
+        </w:tc>
+        <w:tc>
+          <w:tcPr>
+            <w:tcW w:type="dxa" w:w="936"/>
+            <w:shd w:val="clear" w:color="auto" w:fill="FFFFFF"/>
+          </w:tcPr>
+          <w:p>
+            <w:r>
+              <w:rPr>
+                <w:color w:val="111111"/>
+                <w:sz w:val="18"/>
+              </w:rPr>
+              <w:t>~8%</w:t>
+            </w:r>
+          </w:p>
+        </w:tc>
+      </w:tr>
+      <w:tr>
+        <w:tc>
+          <w:tcPr>
+            <w:tcW w:type="dxa" w:w="576"/>
+            <w:shd w:val="clear" w:color="auto" w:fill="F0F0F0"/>
+          </w:tcPr>
+          <w:p>
+            <w:r>
+              <w:rPr>
+                <w:color w:val="111111"/>
+                <w:sz w:val="18"/>
+              </w:rPr>
+              <w:t>6</w:t>
+            </w:r>
+          </w:p>
+        </w:tc>
+        <w:tc>
+          <w:tcPr>
+            <w:tcW w:type="dxa" w:w="2304"/>
+            <w:shd w:val="clear" w:color="auto" w:fill="F0F0F0"/>
+          </w:tcPr>
+          <w:p>
+            <w:r>
+              <w:rPr>
+                <w:color w:val="111111"/>
+                <w:sz w:val="18"/>
+              </w:rPr>
+              <w:t>penaltyblog_pi</w:t>
+            </w:r>
+          </w:p>
+        </w:tc>
+        <w:tc>
+          <w:tcPr>
+            <w:tcW w:type="dxa" w:w="2448"/>
+            <w:shd w:val="clear" w:color="auto" w:fill="F0F0F0"/>
+          </w:tcPr>
+          <w:p>
+            <w:r>
+              <w:rPr>
+                <w:color w:val="111111"/>
+                <w:sz w:val="18"/>
+              </w:rPr>
+              <w:t>Pi Ratings -- goal-margin dynamic rating</w:t>
+            </w:r>
+          </w:p>
+        </w:tc>
+        <w:tc>
+          <w:tcPr>
+            <w:tcW w:type="dxa" w:w="936"/>
+            <w:shd w:val="clear" w:color="auto" w:fill="F0F0F0"/>
+          </w:tcPr>
+          <w:p>
+            <w:r>
+              <w:rPr>
+                <w:color w:val="111111"/>
+                <w:sz w:val="18"/>
+              </w:rPr>
+              <w:t>~15%</w:t>
+            </w:r>
+          </w:p>
+        </w:tc>
+      </w:tr>
+      <w:tr>
+        <w:tc>
+          <w:tcPr>
+            <w:tcW w:type="dxa" w:w="576"/>
+            <w:shd w:val="clear" w:color="auto" w:fill="FFFFFF"/>
+          </w:tcPr>
+          <w:p>
+            <w:r>
+              <w:rPr>
+                <w:color w:val="111111"/>
+                <w:sz w:val="18"/>
+              </w:rPr>
+              <w:t>7</w:t>
+            </w:r>
+          </w:p>
+        </w:tc>
+        <w:tc>
+          <w:tcPr>
+            <w:tcW w:type="dxa" w:w="2304"/>
+            <w:shd w:val="clear" w:color="auto" w:fill="FFFFFF"/>
+          </w:tcPr>
+          <w:p>
+            <w:r>
+              <w:rPr>
+                <w:color w:val="111111"/>
+                <w:sz w:val="18"/>
+              </w:rPr>
+              <w:t>penaltyblog_elo</w:t>
+            </w:r>
+          </w:p>
+        </w:tc>
+        <w:tc>
+          <w:tcPr>
+            <w:tcW w:type="dxa" w:w="2448"/>
+            <w:shd w:val="clear" w:color="auto" w:fill="FFFFFF"/>
+          </w:tcPr>
+          <w:p>
+            <w:r>
+              <w:rPr>
+                <w:color w:val="111111"/>
+                <w:sz w:val="18"/>
+              </w:rPr>
+              <w:t>Elo rating, home_field_advantage=100</w:t>
+            </w:r>
+          </w:p>
+        </w:tc>
+        <w:tc>
+          <w:tcPr>
+            <w:tcW w:type="dxa" w:w="936"/>
+            <w:shd w:val="clear" w:color="auto" w:fill="FFFFFF"/>
+          </w:tcPr>
+          <w:p>
+            <w:r>
+              <w:rPr>
+                <w:color w:val="111111"/>
+                <w:sz w:val="18"/>
+              </w:rPr>
+              <w:t>~12%</w:t>
+            </w:r>
+          </w:p>
+        </w:tc>
+      </w:tr>
+      <w:tr>
+        <w:tc>
+          <w:tcPr>
+            <w:tcW w:type="dxa" w:w="576"/>
+            <w:shd w:val="clear" w:color="auto" w:fill="F0F0F0"/>
+          </w:tcPr>
+          <w:p>
+            <w:r>
+              <w:rPr>
+                <w:color w:val="111111"/>
+                <w:sz w:val="18"/>
+              </w:rPr>
+              <w:t>8</w:t>
+            </w:r>
+          </w:p>
+        </w:tc>
+        <w:tc>
+          <w:tcPr>
+            <w:tcW w:type="dxa" w:w="2304"/>
+            <w:shd w:val="clear" w:color="auto" w:fill="F0F0F0"/>
+          </w:tcPr>
+          <w:p>
+            <w:r>
+              <w:rPr>
+                <w:color w:val="111111"/>
+                <w:sz w:val="18"/>
+              </w:rPr>
+              <w:t>massey</w:t>
+            </w:r>
+          </w:p>
+        </w:tc>
+        <w:tc>
+          <w:tcPr>
+            <w:tcW w:type="dxa" w:w="2448"/>
+            <w:shd w:val="clear" w:color="auto" w:fill="F0F0F0"/>
+          </w:tcPr>
+          <w:p>
+            <w:r>
+              <w:rPr>
+                <w:color w:val="111111"/>
+                <w:sz w:val="18"/>
+              </w:rPr>
+              <w:t>Massey method ratings</w:t>
+            </w:r>
+          </w:p>
+        </w:tc>
+        <w:tc>
+          <w:tcPr>
+            <w:tcW w:type="dxa" w:w="936"/>
+            <w:shd w:val="clear" w:color="auto" w:fill="F0F0F0"/>
+          </w:tcPr>
+          <w:p>
+            <w:r>
+              <w:rPr>
+                <w:color w:val="111111"/>
+                <w:sz w:val="18"/>
+              </w:rPr>
+              <w:t>~5%</w:t>
+            </w:r>
+          </w:p>
+        </w:tc>
+      </w:tr>
+      <w:tr>
+        <w:tc>
+          <w:tcPr>
+            <w:tcW w:type="dxa" w:w="576"/>
+            <w:shd w:val="clear" w:color="auto" w:fill="FFFFFF"/>
+          </w:tcPr>
+          <w:p>
+            <w:r>
+              <w:rPr>
+                <w:color w:val="111111"/>
+                <w:sz w:val="18"/>
+              </w:rPr>
+              <w:t>9</w:t>
+            </w:r>
+          </w:p>
+        </w:tc>
+        <w:tc>
+          <w:tcPr>
+            <w:tcW w:type="dxa" w:w="2304"/>
+            <w:shd w:val="clear" w:color="auto" w:fill="FFFFFF"/>
+          </w:tcPr>
+          <w:p>
+            <w:r>
+              <w:rPr>
+                <w:color w:val="111111"/>
+                <w:sz w:val="18"/>
+              </w:rPr>
+              <w:t>confederation</w:t>
+            </w:r>
+          </w:p>
+        </w:tc>
+        <w:tc>
+          <w:tcPr>
+            <w:tcW w:type="dxa" w:w="2448"/>
+            <w:shd w:val="clear" w:color="auto" w:fill="FFFFFF"/>
+          </w:tcPr>
+          <w:p>
+            <w:r>
+              <w:rPr>
+                <w:color w:val="111111"/>
+                <w:sz w:val="18"/>
+              </w:rPr>
+              <w:t>Confederation strength adjustment</w:t>
+            </w:r>
+          </w:p>
+        </w:tc>
+        <w:tc>
+          <w:tcPr>
+            <w:tcW w:type="dxa" w:w="936"/>
+            <w:shd w:val="clear" w:color="auto" w:fill="FFFFFF"/>
+          </w:tcPr>
+          <w:p>
+            <w:r>
+              <w:rPr>
+                <w:color w:val="111111"/>
+                <w:sz w:val="18"/>
+              </w:rPr>
+              <w:t>~5%</w:t>
+            </w:r>
+          </w:p>
+        </w:tc>
+      </w:tr>
+      <w:tr>
+        <w:tc>
+          <w:tcPr>
+            <w:tcW w:type="dxa" w:w="576"/>
+            <w:shd w:val="clear" w:color="auto" w:fill="F0F0F0"/>
+          </w:tcPr>
+          <w:p>
+            <w:r>
+              <w:rPr>
+                <w:color w:val="111111"/>
+                <w:sz w:val="18"/>
+              </w:rPr>
+              <w:t>10</w:t>
+            </w:r>
+          </w:p>
+        </w:tc>
+        <w:tc>
+          <w:tcPr>
+            <w:tcW w:type="dxa" w:w="2304"/>
+            <w:shd w:val="clear" w:color="auto" w:fill="F0F0F0"/>
+          </w:tcPr>
+          <w:p>
+            <w:r>
+              <w:rPr>
+                <w:color w:val="111111"/>
+                <w:sz w:val="18"/>
+              </w:rPr>
+              <w:t>tournament_wc2026</w:t>
+            </w:r>
+          </w:p>
+        </w:tc>
+        <w:tc>
+          <w:tcPr>
+            <w:tcW w:type="dxa" w:w="2448"/>
+            <w:shd w:val="clear" w:color="auto" w:fill="F0F0F0"/>
+          </w:tcPr>
+          <w:p>
+            <w:r>
+              <w:rPr>
+                <w:color w:val="111111"/>
+                <w:sz w:val="18"/>
+              </w:rPr>
+              <w:t>In-tournament Bayesian shrinkage on WC2026 results</w:t>
+            </w:r>
+          </w:p>
+        </w:tc>
+        <w:tc>
+          <w:tcPr>
+            <w:tcW w:type="dxa" w:w="936"/>
+            <w:shd w:val="clear" w:color="auto" w:fill="F0F0F0"/>
+          </w:tcPr>
+          <w:p>
+            <w:r>
+              <w:rPr>
+                <w:color w:val="111111"/>
+                <w:sz w:val="18"/>
+              </w:rPr>
+              <w:t>~5%</w:t>
+            </w:r>
+          </w:p>
+        </w:tc>
+      </w:tr>
+      <w:tr>
+        <w:tc>
+          <w:tcPr>
+            <w:tcW w:type="dxa" w:w="576"/>
+            <w:shd w:val="clear" w:color="auto" w:fill="FFFFFF"/>
+          </w:tcPr>
+          <w:p>
+            <w:r>
+              <w:rPr>
+                <w:color w:val="111111"/>
+                <w:sz w:val="18"/>
+              </w:rPr>
+              <w:t>11</w:t>
+            </w:r>
+          </w:p>
+        </w:tc>
+        <w:tc>
+          <w:tcPr>
+            <w:tcW w:type="dxa" w:w="2304"/>
+            <w:shd w:val="clear" w:color="auto" w:fill="FFFFFF"/>
+          </w:tcPr>
+          <w:p>
+            <w:r>
+              <w:rPr>
+                <w:color w:val="111111"/>
+                <w:sz w:val="18"/>
+              </w:rPr>
+              <w:t>injuries</w:t>
+            </w:r>
+          </w:p>
+        </w:tc>
+        <w:tc>
+          <w:tcPr>
+            <w:tcW w:type="dxa" w:w="2448"/>
+            <w:shd w:val="clear" w:color="auto" w:fill="FFFFFF"/>
+          </w:tcPr>
+          <w:p>
+            <w:r>
+              <w:rPr>
+                <w:color w:val="111111"/>
+                <w:sz w:val="18"/>
+              </w:rPr>
+              <w:t>avg_rating x (OUT=1.0 / GTD=0.5) impact score</w:t>
+            </w:r>
+          </w:p>
+        </w:tc>
+        <w:tc>
+          <w:tcPr>
+            <w:tcW w:type="dxa" w:w="936"/>
+            <w:shd w:val="clear" w:color="auto" w:fill="FFFFFF"/>
+          </w:tcPr>
+          <w:p>
+            <w:r>
+              <w:rPr>
+                <w:color w:val="111111"/>
+                <w:sz w:val="18"/>
+              </w:rPr>
+              <w:t>~5%</w:t>
+            </w:r>
+          </w:p>
+        </w:tc>
+      </w:tr>
+      <w:tr>
+        <w:tc>
+          <w:tcPr>
+            <w:tcW w:type="dxa" w:w="576"/>
+            <w:shd w:val="clear" w:color="auto" w:fill="F0F0F0"/>
+          </w:tcPr>
+          <w:p>
+            <w:r>
+              <w:rPr>
+                <w:color w:val="111111"/>
+                <w:sz w:val="18"/>
+              </w:rPr>
+              <w:t>12</w:t>
+            </w:r>
+          </w:p>
+        </w:tc>
+        <w:tc>
+          <w:tcPr>
+            <w:tcW w:type="dxa" w:w="2304"/>
+            <w:shd w:val="clear" w:color="auto" w:fill="F0F0F0"/>
+          </w:tcPr>
+          <w:p>
+            <w:r>
+              <w:rPr>
+                <w:color w:val="111111"/>
+                <w:sz w:val="18"/>
+              </w:rPr>
+              <w:t>intl_poisson</w:t>
+            </w:r>
+          </w:p>
+        </w:tc>
+        <w:tc>
+          <w:tcPr>
+            <w:tcW w:type="dxa" w:w="2448"/>
+            <w:shd w:val="clear" w:color="auto" w:fill="F0F0F0"/>
+          </w:tcPr>
+          <w:p>
+            <w:r>
+              <w:rPr>
+                <w:color w:val="111111"/>
+                <w:sz w:val="18"/>
+              </w:rPr>
+              <w:t>Bivariate Poisson on 49,433 Kaggle intl matches</w:t>
+            </w:r>
+          </w:p>
+        </w:tc>
+        <w:tc>
+          <w:tcPr>
+            <w:tcW w:type="dxa" w:w="936"/>
+            <w:shd w:val="clear" w:color="auto" w:fill="F0F0F0"/>
+          </w:tcPr>
+          <w:p>
+            <w:r>
+              <w:rPr>
+                <w:color w:val="111111"/>
+                <w:sz w:val="18"/>
+              </w:rPr>
+              <w:t>~15%</w:t>
+            </w:r>
+          </w:p>
+        </w:tc>
+      </w:tr>
+    </w:tbl>
     <w:p>
       <w:pPr>
-        <w:pStyle w:val="ListBullet"/>
-      </w:pPr>
-      <w:r>
-        <w:rPr>
-          <w:b/>
-          <w:color w:val="111111"/>
-          <w:sz w:val="20"/>
-        </w:rPr>
-        <w:t xml:space="preserve">Market-Implied Strength (30% weight when odds available): </w:t>
-      </w:r>
-      <w:r>
-        <w:rPr>
-          <w:color w:val="111111"/>
-          <w:sz w:val="20"/>
-        </w:rPr>
-        <w:t>When bookmaker odds are available, they encode information no rating system can access: late team news, undisclosed injuries, sharp professional opinion. The model inverts the no-vig 1X2 prices using a Bivariate Poisson solver to extract the market's implied attack and defense lambdas.</w:t>
-      </w:r>
+        <w:spacing w:before="0" w:after="160"/>
+      </w:pPr>
     </w:p>
     <w:p>
       <w:pPr>
-        <w:pStyle w:val="ListBullet"/>
-      </w:pPr>
-      <w:r>
-        <w:rPr>
-          <w:b/>
-          <w:color w:val="111111"/>
-          <w:sz w:val="20"/>
-        </w:rPr>
-        <w:t xml:space="preserve">Pi Ratings -- Standalone Engine (25% weight): </w:t>
-      </w:r>
-      <w:r>
-        <w:rPr>
-          <w:color w:val="111111"/>
-          <w:sz w:val="20"/>
-        </w:rPr>
-        <w:t>A pure-mathematics, goal-margin-sensitive rating system built entirely in-house with no external dependencies. Pi Ratings update dynamically after every match result. The system applies opponent adjustment (a team's rating improves more for defeating a strong team than a weak one) and recency weighting (recent matches count more). Pi Ratings are retrained and recalibrated automatically every morning on all available WC2026 match results.</w:t>
-      </w:r>
-    </w:p>
-    <w:p>
-      <w:pPr>
-        <w:pStyle w:val="ListBullet"/>
-      </w:pPr>
-      <w:r>
-        <w:rPr>
-          <w:b/>
-          <w:color w:val="111111"/>
-          <w:sz w:val="20"/>
-        </w:rPr>
-        <w:t xml:space="preserve">Dixon-Coles Historical (20% weight): </w:t>
-      </w:r>
-      <w:r>
-        <w:rPr>
-          <w:color w:val="111111"/>
-          <w:sz w:val="20"/>
-        </w:rPr>
-        <w:t>Attack and defense parameters fitted by maximum likelihood on pre-tournament historical data from qualifying campaigns, friendlies, and previous World Cups. Provides a stable prior before WC2026 results accumulate.</w:t>
-      </w:r>
-    </w:p>
-    <w:p>
-      <w:pPr>
-        <w:pStyle w:val="ListBullet"/>
-      </w:pPr>
-      <w:r>
-        <w:rPr>
-          <w:b/>
-          <w:color w:val="111111"/>
-          <w:sz w:val="20"/>
-        </w:rPr>
-        <w:t xml:space="preserve">Elo Rating (10% weight): </w:t>
-      </w:r>
-      <w:r>
-        <w:rPr>
-          <w:color w:val="111111"/>
-          <w:sz w:val="20"/>
-        </w:rPr>
-        <w:t>A widely-used dynamic rating system that updates after each match result. World Football Elo serves as a cross-check and tiebreaker between rating sources.</w:t>
-      </w:r>
-    </w:p>
-    <w:p>
-      <w:pPr>
-        <w:pStyle w:val="ListBullet"/>
-      </w:pPr>
-      <w:r>
-        <w:rPr>
-          <w:b/>
-          <w:color w:val="111111"/>
-          <w:sz w:val="20"/>
-        </w:rPr>
-        <w:t xml:space="preserve">Tournament Results Bayesian Update (10% weight): </w:t>
-      </w:r>
-      <w:r>
-        <w:rPr>
-          <w:color w:val="111111"/>
-          <w:sz w:val="20"/>
-        </w:rPr>
-        <w:t>Once WC2026 matches complete, their results feed back through a Bayesian shrinkage mechanism. For a team with n_wc completed WC2026 matches, tournament weight scales as n_wc / (n_wc + 3), so it is near zero early in the group stage and rises as more data accumulates.</w:t>
-      </w:r>
-    </w:p>
-    <w:p>
-      <w:pPr>
-        <w:pStyle w:val="ListBullet"/>
-      </w:pPr>
-      <w:r>
-        <w:rPr>
-          <w:b/>
-          <w:color w:val="111111"/>
-          <w:sz w:val="20"/>
-        </w:rPr>
-        <w:t xml:space="preserve">Shot and xG Process (5% weight): </w:t>
-      </w:r>
-      <w:r>
-        <w:rPr>
-          <w:color w:val="111111"/>
-          <w:sz w:val="20"/>
-        </w:rPr>
-        <w:t>Underlying process quality measured by expected goals created and conceded per match (not just results). Particularly important for teams with luck-adjusted performance diverging from their scoreline record.</w:t>
-      </w:r>
-    </w:p>
-    <w:p>
-      <w:pPr/>
+        <w:spacing w:before="240" w:after="60"/>
+        <w:keepWithNext/>
+        <w:keepLines/>
+      </w:pPr>
       <w:r>
         <w:rPr>
           <w:b/>
           <w:color w:val="1A3A6B"/>
           <w:sz w:val="22"/>
         </w:rPr>
-        <w:t>Host Advantage and Altitude Adjustments</w:t>
+        <w:t>Signal 1: market_implied (BDL Consensus Odds, ~20% weight)</w:t>
       </w:r>
     </w:p>
     <w:p>
-      <w:pPr/>
+      <w:pPr>
+        <w:spacing w:before="0" w:after="140"/>
+        <w:jc w:val="both"/>
+      </w:pPr>
       <w:r>
         <w:rPr>
           <w:color w:val="111111"/>
           <w:sz w:val="20"/>
         </w:rPr>
-        <w:t>USA, Canada, and Mexico each receive +0.10 to attack lambda and -0.10 to defense lambda as co-hosts. All other matches are treated as neutral venue. Three Mexican venues require altitude corrections:</w:t>
+        <w:t>When bookmaker odds are available, they encode information no rating system can access: late team news, undisclosed injuries, sharp professional money, and the aggregate view of every serious analyst who has looked at the match. The model reverse-engineers what attack and defense lambdas would produce the bookmaker's observed 1X2 probabilities. SHIN normalization removes the bookmaker margin before any comparison. Up to 6 sportsbooks contribute: FanDuel, DraftKings, BetMGM, BetRivers, Caesars, and Fanatics. The market_weight parameter is fixed at 0.20 for CLV-independence mode -- preventing the model from over-fitting to the very prices it is trying to beat.</w:t>
       </w:r>
     </w:p>
     <w:p>
       <w:pPr>
-        <w:pStyle w:val="ListBullet"/>
+        <w:spacing w:before="240" w:after="60"/>
+        <w:keepWithNext/>
+        <w:keepLines/>
       </w:pPr>
       <w:r>
         <w:rPr>
           <w:b/>
-          <w:color w:val="111111"/>
-          <w:sz w:val="20"/>
+          <w:color w:val="1A3A6B"/>
+          <w:sz w:val="22"/>
         </w:rPr>
-        <w:t xml:space="preserve">Estadio Azteca, Mexico City (2,230m): </w:t>
+        <w:t>Signal 2: futures_implied (Tournament Outright Futures, ~5%)</w:t>
       </w:r>
+    </w:p>
+    <w:p>
+      <w:pPr>
+        <w:spacing w:before="0" w:after="140"/>
+        <w:jc w:val="both"/>
+      </w:pPr>
       <w:r>
         <w:rPr>
           <w:color w:val="111111"/>
           <w:sz w:val="20"/>
         </w:rPr>
-        <w:t>0.93x multiplier -- approximately 7% scoring reduction</w:t>
+        <w:t>Tournament outright futures odds (winner, top-4, group winner) are converted to team strength priors using a Bradley-Terry decomposition. These odds embed long-run tournament expectations and provide useful signal for teams where match-level 1X2 odds are thin or unavailable -- for example, in early group-stage fixtures.</w:t>
       </w:r>
     </w:p>
     <w:p>
       <w:pPr>
-        <w:pStyle w:val="ListBullet"/>
+        <w:spacing w:before="240" w:after="60"/>
+        <w:keepWithNext/>
+        <w:keepLines/>
       </w:pPr>
       <w:r>
         <w:rPr>
           <w:b/>
-          <w:color w:val="111111"/>
-          <w:sz w:val="20"/>
+          <w:color w:val="1A3A6B"/>
+          <w:sz w:val="22"/>
         </w:rPr>
-        <w:t xml:space="preserve">Estadio Akron, Guadalajara (1,560m): </w:t>
+        <w:t>Signal 3: best_player_form (Top-Player Performance, ~5%)</w:t>
       </w:r>
+    </w:p>
+    <w:p>
+      <w:pPr>
+        <w:spacing w:before="0" w:after="140"/>
+        <w:jc w:val="both"/>
+      </w:pPr>
       <w:r>
         <w:rPr>
           <w:color w:val="111111"/>
           <w:sz w:val="20"/>
         </w:rPr>
-        <w:t>0.97x multiplier -- approximately 3% reduction</w:t>
+        <w:t>For each team, the performance rating of the top-rated player currently in the tournament squad is used as a proxy for the team's ceiling performance level. This captures the 'superstar factor' that pure team-level ratings miss: the presence of an elite in-form striker or creative midfielder shifts a team's attacking potential beyond what aggregate ratings show.</w:t>
       </w:r>
     </w:p>
     <w:p>
       <w:pPr>
-        <w:pStyle w:val="ListBullet"/>
+        <w:spacing w:before="240" w:after="60"/>
+        <w:keepWithNext/>
+        <w:keepLines/>
       </w:pPr>
       <w:r>
         <w:rPr>
           <w:b/>
-          <w:color w:val="111111"/>
-          <w:sz w:val="20"/>
+          <w:color w:val="1A3A6B"/>
+          <w:sz w:val="22"/>
         </w:rPr>
-        <w:t xml:space="preserve">Estadio BBVA, Monterrey (530m): </w:t>
+        <w:t>Signal 4: fifa_ranking (~10% weight)</w:t>
       </w:r>
+    </w:p>
+    <w:p>
+      <w:pPr>
+        <w:spacing w:before="0" w:after="140"/>
+        <w:jc w:val="both"/>
+      </w:pPr>
       <w:r>
         <w:rPr>
           <w:color w:val="111111"/>
           <w:sz w:val="20"/>
         </w:rPr>
-        <w:t>no adjustment</w:t>
+        <w:t>FIFA's official points system, converted to an attack lambda via a calibrated sigmoid mapping. Captures long-run international performance across all competitions. Weakness: updates infrequently. The model uses the March 2026 snapshot -- the last official pre-tournament update.</w:t>
       </w:r>
     </w:p>
     <w:p>
-      <w:pPr/>
+      <w:pPr>
+        <w:spacing w:before="240" w:after="60"/>
+        <w:keepWithNext/>
+        <w:keepLines/>
+      </w:pPr>
+      <w:r>
+        <w:rPr>
+          <w:b/>
+          <w:color w:val="1A3A6B"/>
+          <w:sz w:val="22"/>
+        </w:rPr>
+        <w:t>Signal 5: qualifying (~8% weight)</w:t>
+      </w:r>
+    </w:p>
+    <w:p>
+      <w:pPr>
+        <w:spacing w:before="0" w:after="140"/>
+        <w:jc w:val="both"/>
+      </w:pPr>
+      <w:r>
+        <w:rPr>
+          <w:color w:val="111111"/>
+          <w:sz w:val="20"/>
+        </w:rPr>
+        <w:t>Each team's attack and defense efficiency during their qualifying campaign, Bayesian-shrunk toward the confederation average using the n/(n+3) formula. A team that dominated its qualifying group carries a meaningfully different expected output than one that scraped through.</w:t>
+      </w:r>
+    </w:p>
+    <w:p>
+      <w:pPr>
+        <w:spacing w:before="240" w:after="60"/>
+        <w:keepWithNext/>
+        <w:keepLines/>
+      </w:pPr>
+      <w:r>
+        <w:rPr>
+          <w:b/>
+          <w:color w:val="1A3A6B"/>
+          <w:sz w:val="22"/>
+        </w:rPr>
+        <w:t>Signals 6-7: penaltyblog_pi and penaltyblog_elo (~27% combined)</w:t>
+      </w:r>
+    </w:p>
+    <w:p>
+      <w:pPr>
+        <w:spacing w:before="0" w:after="140"/>
+        <w:jc w:val="both"/>
+      </w:pPr>
+      <w:r>
+        <w:rPr>
+          <w:color w:val="111111"/>
+          <w:sz w:val="20"/>
+        </w:rPr>
+        <w:t>Pi Rating (goal-margin-sensitive, ~15%) and Elo (~12%), both computed using the penaltyblog library. Pi updates on actual goal margins -- a 4-0 win earns a larger boost than a 1-0 win -- making it highly responsive to genuine form shifts. Elo updates only on match result (win/draw/loss), providing stability that prevents the prior from swinging sharply on an unusual scoreline. penaltyblog_elo is parameterized with home_field_advantage=100, calibrated to international data.</w:t>
+      </w:r>
+    </w:p>
+    <w:p>
+      <w:pPr>
+        <w:spacing w:before="240" w:after="60"/>
+        <w:keepWithNext/>
+        <w:keepLines/>
+      </w:pPr>
+      <w:r>
+        <w:rPr>
+          <w:b/>
+          <w:color w:val="1A3A6B"/>
+          <w:sz w:val="22"/>
+        </w:rPr>
+        <w:t>Signal 8: massey (~5%)</w:t>
+      </w:r>
+    </w:p>
+    <w:p>
+      <w:pPr>
+        <w:spacing w:before="0" w:after="140"/>
+        <w:jc w:val="both"/>
+      </w:pPr>
+      <w:r>
+        <w:rPr>
+          <w:color w:val="111111"/>
+          <w:sz w:val="20"/>
+        </w:rPr>
+        <w:t>Massey ratings solve a least-squares system over the full history of international results to assign each team a strength rating. They are particularly useful for teams with limited recent match data, where Elo and Pi have small sample noise. The Massey signal acts as an additional stabilizer for data-sparse regions.</w:t>
+      </w:r>
+    </w:p>
+    <w:p>
+      <w:pPr>
+        <w:spacing w:before="240" w:after="60"/>
+        <w:keepWithNext/>
+        <w:keepLines/>
+      </w:pPr>
+      <w:r>
+        <w:rPr>
+          <w:b/>
+          <w:color w:val="1A3A6B"/>
+          <w:sz w:val="22"/>
+        </w:rPr>
+        <w:t>Signal 9: confederation (~5%)</w:t>
+      </w:r>
+    </w:p>
+    <w:p>
+      <w:pPr>
+        <w:spacing w:before="0" w:after="140"/>
+        <w:jc w:val="both"/>
+      </w:pPr>
+      <w:r>
+        <w:rPr>
+          <w:color w:val="111111"/>
+          <w:sz w:val="20"/>
+        </w:rPr>
+        <w:t>Historical World Cup attack averages by confederation: CONMEBOL 1.45, UEFA 1.35, CONCACAF 1.20, CAF 1.10, AFC 1.10, OFC 0.90. Acts as a soft floor preventing any team from receiving a lambda wildly inconsistent with their region's historical output. Provides meaningful signal only for data-sparse teams.</w:t>
+      </w:r>
+    </w:p>
+    <w:p>
+      <w:pPr>
+        <w:spacing w:before="240" w:after="60"/>
+        <w:keepWithNext/>
+        <w:keepLines/>
+      </w:pPr>
+      <w:r>
+        <w:rPr>
+          <w:b/>
+          <w:color w:val="1A3A6B"/>
+          <w:sz w:val="22"/>
+        </w:rPr>
+        <w:t>Signal 10: tournament_wc2026 (In-Tournament Bayesian Shrinkage, ~5%)</w:t>
+      </w:r>
+    </w:p>
+    <w:p>
+      <w:pPr>
+        <w:spacing w:before="0" w:after="140"/>
+        <w:jc w:val="both"/>
+      </w:pPr>
+      <w:r>
+        <w:rPr>
+          <w:color w:val="111111"/>
+          <w:sz w:val="20"/>
+        </w:rPr>
+        <w:t>Once WC2026 matches complete, results feed back into each team's rating via Bayesian shrinkage. For n completed WC2026 matches, the shrinkage weight is n/(n+3): one match contributes 25%, two matches 40%, three matches 50%. Adjustments are capped at +/-30%. When BallDontLie shot data is available, tournament ratios blend 40% actual goals with 60% expected goals (xG) to reduce small-sample noise. As of June 2026: 22 teams have active adjustments.</w:t>
+      </w:r>
+    </w:p>
+    <w:p>
+      <w:pPr>
+        <w:spacing w:before="240" w:after="60"/>
+        <w:keepWithNext/>
+        <w:keepLines/>
+      </w:pPr>
+      <w:r>
+        <w:rPr>
+          <w:b/>
+          <w:color w:val="1A3A6B"/>
+          <w:sz w:val="22"/>
+        </w:rPr>
+        <w:t>Signal 11: injuries (Blueprint Injury Impact Score, ~5%)</w:t>
+      </w:r>
+    </w:p>
+    <w:p>
+      <w:pPr>
+        <w:spacing w:before="0" w:after="140"/>
+        <w:jc w:val="both"/>
+      </w:pPr>
+      <w:r>
+        <w:rPr>
+          <w:color w:val="111111"/>
+          <w:sz w:val="20"/>
+        </w:rPr>
+        <w:t>For each team, an injury impact score is computed from the BallDontLie squad and injury report data:</w:t>
+      </w:r>
+    </w:p>
+    <w:p>
+      <w:pPr>
+        <w:spacing w:before="80" w:after="120"/>
+        <w:ind w:left="432" w:right="432"/>
+        <w:shd w:val="clear" w:color="auto" w:fill="EEF2FF"/>
+      </w:pPr>
+      <w:r>
+        <w:rPr>
+          <w:rFonts w:ascii="Courier New" w:hAnsi="Courier New"/>
+          <w:color w:val="1A2060"/>
+          <w:sz w:val="18"/>
+        </w:rPr>
+        <w:t>injury_impact = SUM over injured players of:</w:t>
+        <w:br/>
+        <w:t xml:space="preserve">    player_avg_rating x status_weight</w:t>
+        <w:br/>
+        <w:br/>
+        <w:t>Where status_weight = 1.0 for OUT, 0.5 for GTD (game-time decision)</w:t>
+        <w:br/>
+        <w:br/>
+        <w:t>Higher impact score -&gt; larger downward adjustment to attack/defense lambdas</w:t>
+      </w:r>
+    </w:p>
+    <w:p>
+      <w:pPr>
+        <w:spacing w:before="0" w:after="140"/>
+        <w:jc w:val="both"/>
+      </w:pPr>
+      <w:r>
+        <w:rPr>
+          <w:color w:val="111111"/>
+          <w:sz w:val="20"/>
+        </w:rPr>
+        <w:t>This captures the effect of missing star players that no pre-tournament rating system can account for. A team missing its first-choice striker has a measurably different expected attack rate than their composite rating implies.</w:t>
+      </w:r>
+    </w:p>
+    <w:p>
+      <w:pPr>
+        <w:spacing w:before="240" w:after="60"/>
+        <w:keepWithNext/>
+        <w:keepLines/>
+      </w:pPr>
+      <w:r>
+        <w:rPr>
+          <w:b/>
+          <w:color w:val="1A3A6B"/>
+          <w:sz w:val="22"/>
+        </w:rPr>
+        <w:t>Signal 12: intl_poisson (International Bivariate Poisson, 15% blend)</w:t>
+      </w:r>
+    </w:p>
+    <w:p>
+      <w:pPr>
+        <w:spacing w:before="0" w:after="140"/>
+        <w:jc w:val="both"/>
+      </w:pPr>
+      <w:r>
+        <w:rPr>
+          <w:color w:val="111111"/>
+          <w:sz w:val="20"/>
+        </w:rPr>
+        <w:t>A dedicated Bivariate Poisson model fitted from scratch on 49,433 international football matches sourced from the Kaggle international results dataset, spanning 1872 through 2026. A 3-year exponential half-life decay weighting ensures recent results dominate while the full historical depth provides stable long-run team strength estimates for every nation regardless of how active their recent calendar has been.</w:t>
+      </w:r>
+    </w:p>
+    <w:p>
+      <w:pPr>
+        <w:spacing w:before="0" w:after="140"/>
+        <w:jc w:val="both"/>
+      </w:pPr>
+      <w:r>
+        <w:rPr>
+          <w:color w:val="111111"/>
+          <w:sz w:val="20"/>
+        </w:rPr>
+        <w:t>The intl_poisson signal is particularly valuable for: (a) neutralizing home advantage effects -- the historical dataset allows precise estimation of neutral-venue attack and defense rates for all 48 teams; (b) providing independent validation of the live-market and Elo signals; and (c) anchoring predictions for low-data teams whose Elo and Pi ratings rest on thin sample bases. The signal is blended at 15% weight into the composite prior.</w:t>
+      </w:r>
+    </w:p>
+    <w:tbl>
+      <w:tblPr>
+        <w:tblStyle w:val="TableGrid"/>
+        <w:tblW w:type="auto" w:w="0"/>
+        <w:tblLook w:firstColumn="1" w:firstRow="1" w:lastColumn="0" w:lastRow="0" w:noHBand="0" w:noVBand="1" w:val="04A0"/>
+      </w:tblPr>
+      <w:tblGrid>
+        <w:gridCol w:w="9072"/>
+      </w:tblGrid>
+      <w:tr>
+        <w:tc>
+          <w:tcPr>
+            <w:tcW w:type="dxa" w:w="9072"/>
+            <w:shd w:val="clear" w:color="auto" w:fill="FDF8ED"/>
+            <w:tcBorders>
+              <w:top w:val="none"/>
+              <w:right w:val="none"/>
+              <w:bottom w:val="none"/>
+              <w:insideH w:val="none"/>
+              <w:insideV w:val="none"/>
+              <w:left w:val="single" w:sz="18" w:color="D4AF37"/>
+            </w:tcBorders>
+          </w:tcPr>
+          <w:p>
+            <w:pPr>
+              <w:spacing w:before="40" w:after="40"/>
+            </w:pPr>
+            <w:r>
+              <w:rPr>
+                <w:b/>
+                <w:color w:val="D4AF37"/>
+                <w:sz w:val="18"/>
+              </w:rPr>
+              <w:t>Why 12 Sources Instead of Fewer?</w:t>
+            </w:r>
+          </w:p>
+          <w:p>
+            <w:pPr>
+              <w:spacing w:before="0" w:after="80"/>
+              <w:jc w:val="both"/>
+            </w:pPr>
+            <w:r>
+              <w:rPr>
+                <w:i/>
+                <w:color w:val="333355"/>
+                <w:sz w:val="19"/>
+              </w:rPr>
+              <w:t>Each source captures information the others miss. Market odds encode late-breaking news. Elo encodes long-run outcome stability. Pi encodes recent goal-margin form. intl_poisson encodes deep historical attack/defense patterns. Massey stabilizes data-sparse nations. Futures encode tournament-level expectations. Injuries encode what no pre-tournament rating can know. The ensemble is more robust than any single source, and correlation between sources is low enough that each genuinely adds information.</w:t>
+            </w:r>
+          </w:p>
+        </w:tc>
+      </w:tr>
+    </w:tbl>
+    <w:p>
+      <w:pPr>
+        <w:spacing w:after="120"/>
+      </w:pPr>
+    </w:p>
+    <w:p>
+      <w:pPr>
+        <w:spacing w:before="240" w:after="60"/>
+        <w:keepWithNext/>
+        <w:keepLines/>
+      </w:pPr>
+      <w:r>
+        <w:rPr>
+          <w:b/>
+          <w:color w:val="1A3A6B"/>
+          <w:sz w:val="22"/>
+        </w:rPr>
+        <w:t>Host and Altitude Adjustments</w:t>
+      </w:r>
+    </w:p>
+    <w:p>
+      <w:pPr>
+        <w:spacing w:before="0" w:after="140"/>
+        <w:jc w:val="both"/>
+      </w:pPr>
+      <w:r>
+        <w:rPr>
+          <w:color w:val="111111"/>
+          <w:sz w:val="20"/>
+        </w:rPr>
+        <w:t>USA, Canada, and Mexico each receive +0.10 to attack lambda and -0.10 to defense lambda as co-hosts. All other matches are treated as neutral venue. Three Mexican venues sit at elevations that materially reduce scoring for unacclimated players. Both teams' lambdas are scaled equally since neither side has an acclimatization advantage:</w:t>
+      </w:r>
+    </w:p>
+    <w:p>
+      <w:pPr>
+        <w:pStyle w:val="ListBullet"/>
+        <w:spacing w:before="20" w:after="40"/>
+        <w:ind w:left="432"/>
+      </w:pPr>
+      <w:r>
+        <w:rPr>
+          <w:color w:val="111111"/>
+          <w:sz w:val="20"/>
+        </w:rPr>
+        <w:t>Estadio Azteca, Mexico City (2,230m): 0.93x multiplier -- approximately 7% scoring reduction</w:t>
+      </w:r>
+    </w:p>
+    <w:p>
+      <w:pPr>
+        <w:pStyle w:val="ListBullet"/>
+        <w:spacing w:before="20" w:after="40"/>
+        <w:ind w:left="432"/>
+      </w:pPr>
+      <w:r>
+        <w:rPr>
+          <w:color w:val="111111"/>
+          <w:sz w:val="20"/>
+        </w:rPr>
+        <w:t>Estadio Akron, Guadalajara (1,560m): 0.97x multiplier -- approximately 3% reduction</w:t>
+      </w:r>
+    </w:p>
+    <w:p>
+      <w:pPr>
+        <w:pStyle w:val="ListBullet"/>
+        <w:spacing w:before="20" w:after="40"/>
+        <w:ind w:left="432"/>
+      </w:pPr>
+      <w:r>
+        <w:rPr>
+          <w:color w:val="111111"/>
+          <w:sz w:val="20"/>
+        </w:rPr>
+        <w:t>Estadio BBVA, Monterrey (530m): no adjustment</w:t>
+      </w:r>
+    </w:p>
+    <w:p>
+      <w:pPr>
+        <w:spacing w:before="240" w:after="60"/>
+        <w:keepWithNext/>
+        <w:keepLines/>
+      </w:pPr>
       <w:r>
         <w:rPr>
           <w:b/>
@@ -371,564 +1933,545 @@
       </w:r>
     </w:p>
     <w:p>
-      <w:pPr/>
+      <w:pPr>
+        <w:spacing w:before="0" w:after="140"/>
+        <w:jc w:val="both"/>
+      </w:pPr>
       <w:r>
         <w:rPr>
           <w:color w:val="111111"/>
           <w:sz w:val="20"/>
         </w:rPr>
-        <w:t>The model sets a total_anchor parameter representing the expected total goals for an average match at this tournament. Historical average from 2018 and 2022 was 2.65 goals per match. Based on 26 completed WC2026 matches, the current calibrated total_anchor is 3.15 -- reflecting this tournament's historically high scoring rate. This anchor controls all PMF outputs: raising it shifts probability mass toward higher-scoring scorelines across every match.</w:t>
+        <w:t>This World Cup is playing at a historically high scoring rate. The historical average from 2018 and 2022 was 1.30 goals per team per match. Through completed 2026 matches, the observed rate is 1.455 goals per team per match. The model applies a scaling factor of 1.119x to all 52 team lambdas after the composite prior is built, ensuring predictions reflect the actual tournament environment rather than being anchored to historical baselines.</w:t>
       </w:r>
     </w:p>
     <w:p>
-      <w:pPr/>
+      <w:pPr>
+        <w:keepNext/>
+        <w:spacing w:before="360" w:after="60"/>
+        <w:keepWithNext/>
+        <w:keepLines/>
+        <w:pBdr>
+          <w:bottom w:val="single" w:sz="6" w:space="3" w:color="D4AF37"/>
+        </w:pBdr>
+      </w:pPr>
+      <w:r>
+        <w:rPr>
+          <w:b/>
+          <w:color w:val="111111"/>
+          <w:sz w:val="28"/>
+        </w:rPr>
+        <w:t>Step 2: Per-Match Calibration Enhancements</w:t>
+      </w:r>
+    </w:p>
+    <w:p>
+      <w:pPr>
+        <w:spacing w:before="0" w:after="140"/>
+        <w:jc w:val="both"/>
+      </w:pPr>
+      <w:r>
+        <w:rPr>
+          <w:color w:val="111111"/>
+          <w:sz w:val="20"/>
+        </w:rPr>
+        <w:t>After the composite team lambdas are established, each individual match receives a set of per-match adjustments derived from live bookmaker data, group standings, and shot quality metrics. These adjustments fine-tune the team-level prior to the specific context of each fixture.</w:t>
+      </w:r>
+    </w:p>
+    <w:p>
+      <w:pPr>
+        <w:spacing w:before="240" w:after="60"/>
+        <w:keepWithNext/>
+        <w:keepLines/>
+      </w:pPr>
       <w:r>
         <w:rPr>
           <w:b/>
           <w:color w:val="1A3A6B"/>
           <w:sz w:val="22"/>
         </w:rPr>
-        <w:t>Current Pi Ratings -- Top Teams (as of June 19, 2026)</w:t>
+        <w:t>total_anchor: BDL Market Over/Under Line</w:t>
       </w:r>
     </w:p>
     <w:p>
-      <w:pPr/>
+      <w:pPr>
+        <w:spacing w:before="0" w:after="140"/>
+        <w:jc w:val="both"/>
+      </w:pPr>
       <w:r>
         <w:rPr>
           <w:color w:val="111111"/>
           <w:sz w:val="20"/>
         </w:rPr>
-        <w:t>Pi Rating EGM scores represent expected goal margin against an average World Cup opponent on neutral ground. Calibrated on 26 completed WC2026 matches:</w:t>
+        <w:t>For each match, the model pulls the Over/Under total line from BallDontLie bookmaker data. The median across all available vendors is taken (clipped to the range 1.5 -- 6.0) and used as a per-match expected total goals anchor. This anchor is blended with the parametric estimate, ensuring the model's expected total goals stays grounded in current market pricing. When no BDL O/U data is available, the model falls back to the tournament-wide average.</w:t>
       </w:r>
     </w:p>
-    <w:tbl>
-      <w:tblPr>
-        <w:tblStyle w:val="TableGrid"/>
-        <w:tblW w:type="auto" w:w="0"/>
-        <w:tblLook w:firstColumn="1" w:firstRow="1" w:lastColumn="0" w:lastRow="0" w:noHBand="0" w:noVBand="1" w:val="04A0"/>
-      </w:tblPr>
-      <w:tblGrid>
-        <w:gridCol w:w="4320"/>
-        <w:gridCol w:w="4320"/>
-      </w:tblGrid>
-      <w:tr>
-        <w:tc>
-          <w:tcPr>
-            <w:tcW w:type="dxa" w:w="4320"/>
-          </w:tcPr>
-          <w:p>
-            <w:r/>
-            <w:r>
-              <w:rPr>
-                <w:b/>
-                <w:color w:val="111111"/>
-                <w:sz w:val="20"/>
-              </w:rPr>
-              <w:t>Team</w:t>
-            </w:r>
-          </w:p>
-        </w:tc>
-        <w:tc>
-          <w:tcPr>
-            <w:tcW w:type="dxa" w:w="4320"/>
-          </w:tcPr>
-          <w:p>
-            <w:r/>
-            <w:r>
-              <w:rPr>
-                <w:b/>
-                <w:color w:val="111111"/>
-                <w:sz w:val="20"/>
-              </w:rPr>
-              <w:t>EGM vs Average</w:t>
-            </w:r>
-          </w:p>
-        </w:tc>
-      </w:tr>
-      <w:tr>
-        <w:tc>
-          <w:tcPr>
-            <w:tcW w:type="dxa" w:w="4320"/>
-          </w:tcPr>
-          <w:p/>
-        </w:tc>
-        <w:tc>
-          <w:tcPr>
-            <w:tcW w:type="dxa" w:w="4320"/>
-          </w:tcPr>
-          <w:p/>
-        </w:tc>
-      </w:tr>
-      <w:tr>
-        <w:tc>
-          <w:tcPr>
-            <w:tcW w:type="dxa" w:w="4320"/>
-          </w:tcPr>
-          <w:p/>
-        </w:tc>
-        <w:tc>
-          <w:tcPr>
-            <w:tcW w:type="dxa" w:w="4320"/>
-          </w:tcPr>
-          <w:p/>
-        </w:tc>
-      </w:tr>
-      <w:tr>
-        <w:tc>
-          <w:tcPr>
-            <w:tcW w:type="dxa" w:w="4320"/>
-          </w:tcPr>
-          <w:p/>
-        </w:tc>
-        <w:tc>
-          <w:tcPr>
-            <w:tcW w:type="dxa" w:w="4320"/>
-          </w:tcPr>
-          <w:p/>
-        </w:tc>
-      </w:tr>
-      <w:tr>
-        <w:tc>
-          <w:tcPr>
-            <w:tcW w:type="dxa" w:w="4320"/>
-          </w:tcPr>
-          <w:p/>
-        </w:tc>
-        <w:tc>
-          <w:tcPr>
-            <w:tcW w:type="dxa" w:w="4320"/>
-          </w:tcPr>
-          <w:p/>
-        </w:tc>
-      </w:tr>
-      <w:tr>
-        <w:tc>
-          <w:tcPr>
-            <w:tcW w:type="dxa" w:w="4320"/>
-          </w:tcPr>
-          <w:p/>
-        </w:tc>
-        <w:tc>
-          <w:tcPr>
-            <w:tcW w:type="dxa" w:w="4320"/>
-          </w:tcPr>
-          <w:p/>
-        </w:tc>
-      </w:tr>
-      <w:tr>
-        <w:tc>
-          <w:tcPr>
-            <w:tcW w:type="dxa" w:w="4320"/>
-          </w:tcPr>
-          <w:p/>
-        </w:tc>
-        <w:tc>
-          <w:tcPr>
-            <w:tcW w:type="dxa" w:w="4320"/>
-          </w:tcPr>
-          <w:p/>
-        </w:tc>
-      </w:tr>
-      <w:tr>
-        <w:tc>
-          <w:tcPr>
-            <w:tcW w:type="dxa" w:w="4320"/>
-          </w:tcPr>
-          <w:p/>
-        </w:tc>
-        <w:tc>
-          <w:tcPr>
-            <w:tcW w:type="dxa" w:w="4320"/>
-          </w:tcPr>
-          <w:p/>
-        </w:tc>
-      </w:tr>
-      <w:tr>
-        <w:tc>
-          <w:tcPr>
-            <w:tcW w:type="dxa" w:w="4320"/>
-          </w:tcPr>
-          <w:p/>
-        </w:tc>
-        <w:tc>
-          <w:tcPr>
-            <w:tcW w:type="dxa" w:w="4320"/>
-          </w:tcPr>
-          <w:p/>
-        </w:tc>
-      </w:tr>
-      <w:tr>
-        <w:tc>
-          <w:tcPr>
-            <w:tcW w:type="dxa" w:w="4320"/>
-          </w:tcPr>
-          <w:p/>
-        </w:tc>
-        <w:tc>
-          <w:tcPr>
-            <w:tcW w:type="dxa" w:w="4320"/>
-          </w:tcPr>
-          <w:p/>
-        </w:tc>
-      </w:tr>
-      <w:tr>
-        <w:tc>
-          <w:tcPr>
-            <w:tcW w:type="dxa" w:w="4320"/>
-          </w:tcPr>
-          <w:p/>
-        </w:tc>
-        <w:tc>
-          <w:tcPr>
-            <w:tcW w:type="dxa" w:w="4320"/>
-          </w:tcPr>
-          <w:p/>
-        </w:tc>
-      </w:tr>
-      <w:tr>
-        <w:tc>
-          <w:tcPr>
-            <w:tcW w:type="dxa" w:w="4320"/>
-          </w:tcPr>
-          <w:p>
-            <w:r/>
-            <w:r>
-              <w:rPr>
-                <w:color w:val="111111"/>
-                <w:sz w:val="20"/>
-              </w:rPr>
-              <w:t>France</w:t>
-            </w:r>
-          </w:p>
-        </w:tc>
-        <w:tc>
-          <w:tcPr>
-            <w:tcW w:type="dxa" w:w="4320"/>
-          </w:tcPr>
-          <w:p>
-            <w:r/>
-            <w:r>
-              <w:rPr>
-                <w:color w:val="111111"/>
-                <w:sz w:val="20"/>
-              </w:rPr>
-              <w:t>+0.501</w:t>
-            </w:r>
-          </w:p>
-        </w:tc>
-      </w:tr>
-      <w:tr>
-        <w:tc>
-          <w:tcPr>
-            <w:tcW w:type="dxa" w:w="4320"/>
-          </w:tcPr>
-          <w:p>
-            <w:r/>
-            <w:r>
-              <w:rPr>
-                <w:color w:val="111111"/>
-                <w:sz w:val="20"/>
-              </w:rPr>
-              <w:t>England</w:t>
-            </w:r>
-          </w:p>
-        </w:tc>
-        <w:tc>
-          <w:tcPr>
-            <w:tcW w:type="dxa" w:w="4320"/>
-          </w:tcPr>
-          <w:p>
-            <w:r/>
-            <w:r>
-              <w:rPr>
-                <w:color w:val="111111"/>
-                <w:sz w:val="20"/>
-              </w:rPr>
-              <w:t>+0.475</w:t>
-            </w:r>
-          </w:p>
-        </w:tc>
-      </w:tr>
-      <w:tr>
-        <w:tc>
-          <w:tcPr>
-            <w:tcW w:type="dxa" w:w="4320"/>
-          </w:tcPr>
-          <w:p>
-            <w:r/>
-            <w:r>
-              <w:rPr>
-                <w:color w:val="111111"/>
-                <w:sz w:val="20"/>
-              </w:rPr>
-              <w:t>Argentina</w:t>
-            </w:r>
-          </w:p>
-        </w:tc>
-        <w:tc>
-          <w:tcPr>
-            <w:tcW w:type="dxa" w:w="4320"/>
-          </w:tcPr>
-          <w:p>
-            <w:r/>
-            <w:r>
-              <w:rPr>
-                <w:color w:val="111111"/>
-                <w:sz w:val="20"/>
-              </w:rPr>
-              <w:t>+0.421</w:t>
-            </w:r>
-          </w:p>
-        </w:tc>
-      </w:tr>
-      <w:tr>
-        <w:tc>
-          <w:tcPr>
-            <w:tcW w:type="dxa" w:w="4320"/>
-          </w:tcPr>
-          <w:p>
-            <w:r/>
-            <w:r>
-              <w:rPr>
-                <w:color w:val="111111"/>
-                <w:sz w:val="20"/>
-              </w:rPr>
-              <w:t>Germany</w:t>
-            </w:r>
-          </w:p>
-        </w:tc>
-        <w:tc>
-          <w:tcPr>
-            <w:tcW w:type="dxa" w:w="4320"/>
-          </w:tcPr>
-          <w:p>
-            <w:r/>
-            <w:r>
-              <w:rPr>
-                <w:color w:val="111111"/>
-                <w:sz w:val="20"/>
-              </w:rPr>
-              <w:t>+0.414</w:t>
-            </w:r>
-          </w:p>
-        </w:tc>
-      </w:tr>
-      <w:tr>
-        <w:tc>
-          <w:tcPr>
-            <w:tcW w:type="dxa" w:w="4320"/>
-          </w:tcPr>
-          <w:p>
-            <w:r/>
-            <w:r>
-              <w:rPr>
-                <w:color w:val="111111"/>
-                <w:sz w:val="20"/>
-              </w:rPr>
-              <w:t>Spain</w:t>
-            </w:r>
-          </w:p>
-        </w:tc>
-        <w:tc>
-          <w:tcPr>
-            <w:tcW w:type="dxa" w:w="4320"/>
-          </w:tcPr>
-          <w:p>
-            <w:r/>
-            <w:r>
-              <w:rPr>
-                <w:color w:val="111111"/>
-                <w:sz w:val="20"/>
-              </w:rPr>
-              <w:t>+0.383</w:t>
-            </w:r>
-          </w:p>
-        </w:tc>
-      </w:tr>
-      <w:tr>
-        <w:tc>
-          <w:tcPr>
-            <w:tcW w:type="dxa" w:w="4320"/>
-          </w:tcPr>
-          <w:p>
-            <w:r/>
-            <w:r>
-              <w:rPr>
-                <w:color w:val="111111"/>
-                <w:sz w:val="20"/>
-              </w:rPr>
-              <w:t>Portugal</w:t>
-            </w:r>
-          </w:p>
-        </w:tc>
-        <w:tc>
-          <w:tcPr>
-            <w:tcW w:type="dxa" w:w="4320"/>
-          </w:tcPr>
-          <w:p>
-            <w:r/>
-            <w:r>
-              <w:rPr>
-                <w:color w:val="111111"/>
-                <w:sz w:val="20"/>
-              </w:rPr>
-              <w:t>+0.369</w:t>
-            </w:r>
-          </w:p>
-        </w:tc>
-      </w:tr>
-      <w:tr>
-        <w:tc>
-          <w:tcPr>
-            <w:tcW w:type="dxa" w:w="4320"/>
-          </w:tcPr>
-          <w:p>
-            <w:r/>
-            <w:r>
-              <w:rPr>
-                <w:color w:val="111111"/>
-                <w:sz w:val="20"/>
-              </w:rPr>
-              <w:t>Brazil</w:t>
-            </w:r>
-          </w:p>
-        </w:tc>
-        <w:tc>
-          <w:tcPr>
-            <w:tcW w:type="dxa" w:w="4320"/>
-          </w:tcPr>
-          <w:p>
-            <w:r/>
-            <w:r>
-              <w:rPr>
-                <w:color w:val="111111"/>
-                <w:sz w:val="20"/>
-              </w:rPr>
-              <w:t>+0.352</w:t>
-            </w:r>
-          </w:p>
-        </w:tc>
-      </w:tr>
-      <w:tr>
-        <w:tc>
-          <w:tcPr>
-            <w:tcW w:type="dxa" w:w="4320"/>
-          </w:tcPr>
-          <w:p>
-            <w:r/>
-            <w:r>
-              <w:rPr>
-                <w:color w:val="111111"/>
-                <w:sz w:val="20"/>
-              </w:rPr>
-              <w:t>Netherlands</w:t>
-            </w:r>
-          </w:p>
-        </w:tc>
-        <w:tc>
-          <w:tcPr>
-            <w:tcW w:type="dxa" w:w="4320"/>
-          </w:tcPr>
-          <w:p>
-            <w:r/>
-            <w:r>
-              <w:rPr>
-                <w:color w:val="111111"/>
-                <w:sz w:val="20"/>
-              </w:rPr>
-              <w:t>+0.341</w:t>
-            </w:r>
-          </w:p>
-        </w:tc>
-      </w:tr>
-      <w:tr>
-        <w:tc>
-          <w:tcPr>
-            <w:tcW w:type="dxa" w:w="4320"/>
-          </w:tcPr>
-          <w:p>
-            <w:r/>
-            <w:r>
-              <w:rPr>
-                <w:color w:val="111111"/>
-                <w:sz w:val="20"/>
-              </w:rPr>
-              <w:t>USA (host)</w:t>
-            </w:r>
-          </w:p>
-        </w:tc>
-        <w:tc>
-          <w:tcPr>
-            <w:tcW w:type="dxa" w:w="4320"/>
-          </w:tcPr>
-          <w:p>
-            <w:r/>
-            <w:r>
-              <w:rPr>
-                <w:color w:val="111111"/>
-                <w:sz w:val="20"/>
-              </w:rPr>
-              <w:t>+0.310</w:t>
-            </w:r>
-          </w:p>
-        </w:tc>
-      </w:tr>
-      <w:tr>
-        <w:tc>
-          <w:tcPr>
-            <w:tcW w:type="dxa" w:w="4320"/>
-          </w:tcPr>
-          <w:p>
-            <w:r/>
-            <w:r>
-              <w:rPr>
-                <w:color w:val="111111"/>
-                <w:sz w:val="20"/>
-              </w:rPr>
-              <w:t>Morocco</w:t>
-            </w:r>
-          </w:p>
-        </w:tc>
-        <w:tc>
-          <w:tcPr>
-            <w:tcW w:type="dxa" w:w="4320"/>
-          </w:tcPr>
-          <w:p>
-            <w:r/>
-            <w:r>
-              <w:rPr>
-                <w:color w:val="111111"/>
-                <w:sz w:val="20"/>
-              </w:rPr>
-              <w:t>+0.298</w:t>
-            </w:r>
-          </w:p>
-        </w:tc>
-      </w:tr>
-    </w:tbl>
     <w:p>
-      <w:pPr/>
+      <w:pPr>
+        <w:spacing w:before="240" w:after="60"/>
+        <w:keepWithNext/>
+        <w:keepLines/>
+      </w:pPr>
+      <w:r>
+        <w:rPr>
+          <w:b/>
+          <w:color w:val="1A3A6B"/>
+          <w:sz w:val="22"/>
+        </w:rPr>
+        <w:t>home_team_total / away_team_total: Individual Team Totals</w:t>
+      </w:r>
+    </w:p>
+    <w:p>
+      <w:pPr>
+        <w:spacing w:before="0" w:after="140"/>
+        <w:jc w:val="both"/>
+      </w:pPr>
+      <w:r>
+        <w:rPr>
+          <w:color w:val="111111"/>
+          <w:sz w:val="20"/>
+        </w:rPr>
+        <w:t>Where BDL markets carry individual team total lines (e.g., Home Over 1.5 / Away Over 0.5), the implied team goal expectations are extracted and blended at 50% weight into the composite lambda for each team. This provides match-specific market intelligence at the team level, beyond just the match total.</w:t>
+      </w:r>
+    </w:p>
+    <w:p>
+      <w:pPr>
+        <w:spacing w:before="240" w:after="60"/>
+        <w:keepWithNext/>
+        <w:keepLines/>
+      </w:pPr>
+      <w:r>
+        <w:rPr>
+          <w:b/>
+          <w:color w:val="1A3A6B"/>
+          <w:sz w:val="22"/>
+        </w:rPr>
+        <w:t>pts_diff / gd_diff: Group Standings Adjustments</w:t>
+      </w:r>
+    </w:p>
+    <w:p>
+      <w:pPr>
+        <w:spacing w:before="0" w:after="140"/>
+        <w:jc w:val="both"/>
+      </w:pPr>
+      <w:r>
+        <w:rPr>
+          <w:color w:val="111111"/>
+          <w:sz w:val="20"/>
+        </w:rPr>
+        <w:t>In the group stage, each team's current points and goal differential in the group standings are used to apply a small attack multiplier. A team top of their group with a +5 goal differential enters the match with a demonstrated recent form advantage that may not yet be fully reflected in the composite rating. The multiplier is applied as:</w:t>
+      </w:r>
+    </w:p>
+    <w:p>
+      <w:pPr>
+        <w:spacing w:before="80" w:after="120"/>
+        <w:ind w:left="432" w:right="432"/>
+        <w:shd w:val="clear" w:color="auto" w:fill="EEF2FF"/>
+      </w:pPr>
+      <w:r>
+        <w:rPr>
+          <w:rFonts w:ascii="Courier New" w:hAnsi="Courier New"/>
+          <w:color w:val="1A2060"/>
+          <w:sz w:val="18"/>
+        </w:rPr>
+        <w:t>attack_mult = 1.0 + (pts_diff / max_pts_diff) * 0.08</w:t>
+        <w:br/>
+        <w:t xml:space="preserve">             + (gd_diff / max_gd_diff) * 0.08</w:t>
+        <w:br/>
+        <w:br/>
+        <w:t>Where diffs are computed as (team value - opponent value)</w:t>
+      </w:r>
+    </w:p>
+    <w:p>
+      <w:pPr>
+        <w:spacing w:before="240" w:after="60"/>
+        <w:keepWithNext/>
+        <w:keepLines/>
+      </w:pPr>
+      <w:r>
+        <w:rPr>
+          <w:b/>
+          <w:color w:val="1A3A6B"/>
+          <w:sz w:val="22"/>
+        </w:rPr>
+        <w:t>WDL Form String</w:t>
+      </w:r>
+    </w:p>
+    <w:p>
+      <w:pPr>
+        <w:spacing w:before="0" w:after="140"/>
+        <w:jc w:val="both"/>
+      </w:pPr>
+      <w:r>
+        <w:rPr>
+          <w:color w:val="111111"/>
+          <w:sz w:val="20"/>
+        </w:rPr>
+        <w:t>Each team's recent Win/Draw/Loss sequence is parsed and converted to a form score. This form score is blended 50/50 with the rating z-score to produce a final momentum-adjusted attack rating. A team on a W-W-W-W run receives a meaningful uplift even if their underlying rating has not yet updated.</w:t>
+      </w:r>
+    </w:p>
+    <w:p>
+      <w:pPr>
+        <w:spacing w:before="240" w:after="60"/>
+        <w:keepWithNext/>
+        <w:keepLines/>
+      </w:pPr>
+      <w:r>
+        <w:rPr>
+          <w:b/>
+          <w:color w:val="1A3A6B"/>
+          <w:sz w:val="22"/>
+        </w:rPr>
+        <w:t>confederation_diff: Cross-Confederation Adjustment</w:t>
+      </w:r>
+    </w:p>
+    <w:p>
+      <w:pPr>
+        <w:spacing w:before="0" w:after="140"/>
+        <w:jc w:val="both"/>
+      </w:pPr>
+      <w:r>
+        <w:rPr>
+          <w:color w:val="111111"/>
+          <w:sz w:val="20"/>
+        </w:rPr>
+        <w:t>When two teams from different confederations meet, a confederation strength differential is computed using historical World Cup attack averages. The stronger confederation's team receives a small attack multiplier:</w:t>
+      </w:r>
+    </w:p>
+    <w:p>
+      <w:pPr>
+        <w:spacing w:before="80" w:after="120"/>
+        <w:ind w:left="432" w:right="432"/>
+        <w:shd w:val="clear" w:color="auto" w:fill="EEF2FF"/>
+      </w:pPr>
+      <w:r>
+        <w:rPr>
+          <w:rFonts w:ascii="Courier New" w:hAnsi="Courier New"/>
+          <w:color w:val="1A2060"/>
+          <w:sz w:val="18"/>
+        </w:rPr>
+        <w:t>attack_mult = 1.0 +/- confederation_strength_diff * [0.02 to 0.05]</w:t>
+      </w:r>
+    </w:p>
+    <w:p>
+      <w:pPr>
+        <w:spacing w:before="240" w:after="60"/>
+        <w:keepWithNext/>
+        <w:keepLines/>
+      </w:pPr>
+      <w:r>
+        <w:rPr>
+          <w:b/>
+          <w:color w:val="1A3A6B"/>
+          <w:sz w:val="22"/>
+        </w:rPr>
+        <w:t>venue_lambda_adj: Travel, Rest, and Stadium Capacity</w:t>
+      </w:r>
+    </w:p>
+    <w:p>
+      <w:pPr>
+        <w:spacing w:before="0" w:after="140"/>
+        <w:jc w:val="both"/>
+      </w:pPr>
+      <w:r>
+        <w:rPr>
+          <w:color w:val="111111"/>
+          <w:sz w:val="20"/>
+        </w:rPr>
+        <w:t>Three venue-specific factors are combined into a single lambda adjustment (promoted from shadow mode to full production):</w:t>
+      </w:r>
+    </w:p>
+    <w:p>
+      <w:pPr>
+        <w:pStyle w:val="ListBullet"/>
+        <w:spacing w:before="20" w:after="40"/>
+        <w:ind w:left="432"/>
+      </w:pPr>
+      <w:r>
+        <w:rPr>
+          <w:color w:val="111111"/>
+          <w:sz w:val="20"/>
+        </w:rPr>
+        <w:t>Haversine travel distance from each team's base camp to the match venue -- longer travel applies a small downward adjustment to the traveling team's attack lambda</w:t>
+      </w:r>
+    </w:p>
+    <w:p>
+      <w:pPr>
+        <w:pStyle w:val="ListBullet"/>
+        <w:spacing w:before="20" w:after="40"/>
+        <w:ind w:left="432"/>
+      </w:pPr>
+      <w:r>
+        <w:rPr>
+          <w:color w:val="111111"/>
+          <w:sz w:val="20"/>
+        </w:rPr>
+        <w:t>Rest days since each team's last match -- fewer rest days reduces expected output</w:t>
+      </w:r>
+    </w:p>
+    <w:p>
+      <w:pPr>
+        <w:pStyle w:val="ListBullet"/>
+        <w:spacing w:before="20" w:after="40"/>
+        <w:ind w:left="432"/>
+      </w:pPr>
+      <w:r>
+        <w:rPr>
+          <w:color w:val="111111"/>
+          <w:sz w:val="20"/>
+        </w:rPr>
+        <w:t>Stadium capacity as a proxy for home-crowd atmosphere effects</w:t>
+      </w:r>
+    </w:p>
+    <w:p>
+      <w:pPr>
+        <w:spacing w:before="0" w:after="140"/>
+        <w:jc w:val="both"/>
+      </w:pPr>
+      <w:r>
+        <w:rPr>
+          <w:color w:val="111111"/>
+          <w:sz w:val="20"/>
+        </w:rPr>
+        <w:t>The three factors are combined multiplicatively and applied to each team's attack and defense lambdas independently.</w:t>
+      </w:r>
+    </w:p>
+    <w:p>
+      <w:pPr>
+        <w:spacing w:before="240" w:after="60"/>
+        <w:keepWithNext/>
+        <w:keepLines/>
+      </w:pPr>
+      <w:r>
+        <w:rPr>
+          <w:b/>
+          <w:color w:val="1A3A6B"/>
+          <w:sz w:val="22"/>
+        </w:rPr>
+        <w:t>Bayesian Blend: HierarchicalBayesianGoalModel at 20%</w:t>
+      </w:r>
+    </w:p>
+    <w:p>
+      <w:pPr>
+        <w:spacing w:before="0" w:after="140"/>
+        <w:jc w:val="both"/>
+      </w:pPr>
+      <w:r>
+        <w:rPr>
+          <w:color w:val="111111"/>
+          <w:sz w:val="20"/>
+        </w:rPr>
+        <w:t>After the parametric PMF is generated, a HierarchicalBayesianGoalModel (implemented via penaltyblog) is computed for each match and blended at 20% weight into the final PMF. This Bayesian model uses partial pooling across all teams in the tournament -- a team with few completed matches borrows strength from teams with similar rating profiles. The blend is:</w:t>
+      </w:r>
+    </w:p>
+    <w:p>
+      <w:pPr>
+        <w:spacing w:before="80" w:after="120"/>
+        <w:ind w:left="432" w:right="432"/>
+        <w:shd w:val="clear" w:color="auto" w:fill="EEF2FF"/>
+      </w:pPr>
+      <w:r>
+        <w:rPr>
+          <w:rFonts w:ascii="Courier New" w:hAnsi="Courier New"/>
+          <w:color w:val="1A2060"/>
+          <w:sz w:val="18"/>
+        </w:rPr>
+        <w:t>final_PMF = 0.80 * parametric_PMF + 0.20 * bayesian_PMF</w:t>
+      </w:r>
+    </w:p>
+    <w:p>
+      <w:pPr>
+        <w:spacing w:before="240" w:after="60"/>
+        <w:keepWithNext/>
+        <w:keepLines/>
+      </w:pPr>
+      <w:r>
+        <w:rPr>
+          <w:b/>
+          <w:color w:val="1A3A6B"/>
+          <w:sz w:val="22"/>
+        </w:rPr>
+        <w:t>Adaptive Temperature: Dynamic Calibration Weighting</w:t>
+      </w:r>
+    </w:p>
+    <w:p>
+      <w:pPr>
+        <w:spacing w:before="0" w:after="140"/>
+        <w:jc w:val="both"/>
+      </w:pPr>
+      <w:r>
+        <w:rPr>
+          <w:color w:val="111111"/>
+          <w:sz w:val="20"/>
+        </w:rPr>
+        <w:t>The calibration temperature T shifts adaptively based on the number of completed WC2026 matches:</w:t>
+      </w:r>
+    </w:p>
+    <w:p>
+      <w:pPr>
+        <w:spacing w:before="80" w:after="120"/>
+        <w:ind w:left="432" w:right="432"/>
+        <w:shd w:val="clear" w:color="auto" w:fill="EEF2FF"/>
+      </w:pPr>
+      <w:r>
+        <w:rPr>
+          <w:rFonts w:ascii="Courier New" w:hAnsi="Courier New"/>
+          <w:color w:val="1A2060"/>
+          <w:sz w:val="18"/>
+        </w:rPr>
+        <w:t>If completed_matches &gt;= 24:</w:t>
+        <w:br/>
+        <w:t xml:space="preserve">    weight = 60% WC2026 data / 40% historical (2018+2022)</w:t>
+        <w:br/>
+        <w:br/>
+        <w:t>If completed_matches &lt; 24:</w:t>
+        <w:br/>
+        <w:t xml:space="preserve">    weight = 30% WC2026 data / 70% historical</w:t>
+      </w:r>
+    </w:p>
+    <w:p>
+      <w:pPr>
+        <w:spacing w:before="0" w:after="140"/>
+        <w:jc w:val="both"/>
+      </w:pPr>
+      <w:r>
+        <w:rPr>
+          <w:color w:val="111111"/>
+          <w:sz w:val="20"/>
+        </w:rPr>
+        <w:t>This prevents the calibration from over-weighting a small 2026 sample early in the tournament while ensuring the model transitions to current-tournament calibration as data accumulates.</w:t>
+      </w:r>
+    </w:p>
+    <w:p>
+      <w:pPr>
+        <w:spacing w:before="240" w:after="60"/>
+        <w:keepWithNext/>
+        <w:keepLines/>
+      </w:pPr>
+      <w:r>
+        <w:rPr>
+          <w:b/>
+          <w:color w:val="1A3A6B"/>
+          <w:sz w:val="22"/>
+        </w:rPr>
+        <w:t>xGOT: Shot Quality Correction</w:t>
+      </w:r>
+    </w:p>
+    <w:p>
+      <w:pPr>
+        <w:spacing w:before="0" w:after="140"/>
+        <w:jc w:val="both"/>
+      </w:pPr>
+      <w:r>
+        <w:rPr>
+          <w:color w:val="111111"/>
+          <w:sz w:val="20"/>
+        </w:rPr>
+        <w:t>When BallDontLie shot quality data is available, each team's mean xGOT/xG ratio (expected goals on target divided by expected goals) is computed as a measure of shot quality. A team generating more dangerous shot locations receives a multiplicative upward correction to their attack lambda:</w:t>
+      </w:r>
+    </w:p>
+    <w:p>
+      <w:pPr>
+        <w:spacing w:before="80" w:after="120"/>
+        <w:ind w:left="432" w:right="432"/>
+        <w:shd w:val="clear" w:color="auto" w:fill="EEF2FF"/>
+      </w:pPr>
+      <w:r>
+        <w:rPr>
+          <w:rFonts w:ascii="Courier New" w:hAnsi="Courier New"/>
+          <w:color w:val="1A2060"/>
+          <w:sz w:val="18"/>
+        </w:rPr>
+        <w:t>attack_lambda *= (team_mean_xGOT / team_mean_xG) / league_average_ratio</w:t>
+      </w:r>
+    </w:p>
+    <w:p>
+      <w:pPr>
+        <w:spacing w:before="240" w:after="60"/>
+        <w:keepWithNext/>
+        <w:keepLines/>
+      </w:pPr>
+      <w:r>
+        <w:rPr>
+          <w:b/>
+          <w:color w:val="1A3A6B"/>
+          <w:sz w:val="22"/>
+        </w:rPr>
+        <w:t>calib_rho: Dixon-Coles Correlation Parameter</w:t>
+      </w:r>
+    </w:p>
+    <w:p>
+      <w:pPr>
+        <w:spacing w:before="0" w:after="140"/>
+        <w:jc w:val="both"/>
+      </w:pPr>
+      <w:r>
+        <w:rPr>
+          <w:color w:val="111111"/>
+          <w:sz w:val="20"/>
+        </w:rPr>
+        <w:t>The Dixon-Coles low-score correlation parameter rho is calibrated from WC2026 data and blended with a market-derived prior:</w:t>
+      </w:r>
+    </w:p>
+    <w:p>
+      <w:pPr>
+        <w:spacing w:before="80" w:after="120"/>
+        <w:ind w:left="432" w:right="432"/>
+        <w:shd w:val="clear" w:color="auto" w:fill="EEF2FF"/>
+      </w:pPr>
+      <w:r>
+        <w:rPr>
+          <w:rFonts w:ascii="Courier New" w:hAnsi="Courier New"/>
+          <w:color w:val="1A2060"/>
+          <w:sz w:val="18"/>
+        </w:rPr>
+        <w:t>calib_rho = 0.60 * prior_rho + 0.40 * market_implied_rho</w:t>
+        <w:br/>
+        <w:br/>
+        <w:t>Current calibrated value: rho = -0.042</w:t>
+        <w:br/>
+        <w:t>(Negative rho slightly reduces the probability of 0-0 and 1-1 draws</w:t>
+        <w:br/>
+        <w:t xml:space="preserve"> relative to independent Poisson)</w:t>
+      </w:r>
+    </w:p>
+    <w:p>
+      <w:pPr>
+        <w:keepNext/>
+        <w:spacing w:before="360" w:after="60"/>
+        <w:keepWithNext/>
+        <w:keepLines/>
+        <w:pBdr>
+          <w:bottom w:val="single" w:sz="6" w:space="3" w:color="D4AF37"/>
+        </w:pBdr>
+      </w:pPr>
       <w:r>
         <w:rPr>
           <w:b/>
           <w:color w:val="111111"/>
           <w:sz w:val="28"/>
         </w:rPr>
-        <w:t>Step 2: How P(Home=h, Away=a) Is Calculated -- The Bivariate Poisson</w:t>
+        <w:t>Step 3: How P(Home=h, Away=a) Is Calculated -- The Bivariate Poisson</w:t>
       </w:r>
     </w:p>
     <w:p>
-      <w:pPr/>
+      <w:pPr>
+        <w:spacing w:before="0" w:after="140"/>
+        <w:jc w:val="both"/>
+      </w:pPr>
       <w:r>
         <w:rPr>
           <w:color w:val="111111"/>
           <w:sz w:val="20"/>
         </w:rPr>
-        <w:t>This is the most technically interesting stage of the model -- the one that separates it from the standard approach found in most public football models.</w:t>
+        <w:t>This is the most technically interesting stage of the model -- the one that separates it from the standard approach found in most public football forecasters.</w:t>
       </w:r>
     </w:p>
     <w:p>
-      <w:pPr/>
+      <w:pPr>
+        <w:spacing w:before="240" w:after="60"/>
+        <w:keepWithNext/>
+        <w:keepLines/>
+      </w:pPr>
       <w:r>
         <w:rPr>
           <w:b/>
@@ -939,20 +2482,28 @@
       </w:r>
     </w:p>
     <w:p>
-      <w:pPr/>
+      <w:pPr>
+        <w:spacing w:before="0" w:after="140"/>
+        <w:jc w:val="both"/>
+      </w:pPr>
       <w:r>
         <w:rPr>
           <w:color w:val="111111"/>
           <w:sz w:val="20"/>
         </w:rPr>
-        <w:t>The naive approach assumes home and away goals are independent Poisson random variables:</w:t>
+        <w:t>The naive approach assumes home and away goals are independent Poisson random variables. Under this assumption, the joint probability of a final score is simply the product of two independent probabilities:</w:t>
       </w:r>
     </w:p>
     <w:p>
-      <w:pPr/>
+      <w:pPr>
+        <w:spacing w:before="80" w:after="120"/>
+        <w:ind w:left="432" w:right="432"/>
+        <w:shd w:val="clear" w:color="auto" w:fill="EEF2FF"/>
+      </w:pPr>
       <w:r>
         <w:rPr>
-          <w:color w:val="111111"/>
+          <w:rFonts w:ascii="Courier New" w:hAnsi="Courier New"/>
+          <w:color w:val="1A2060"/>
           <w:sz w:val="18"/>
         </w:rPr>
         <w:t>P(H=h, A=a) = P(H=h) * P(A=a)</w:t>
@@ -961,17 +2512,24 @@
       </w:r>
     </w:p>
     <w:p>
-      <w:pPr/>
+      <w:pPr>
+        <w:spacing w:before="0" w:after="140"/>
+        <w:jc w:val="both"/>
+      </w:pPr>
       <w:r>
         <w:rPr>
           <w:color w:val="111111"/>
           <w:sz w:val="20"/>
         </w:rPr>
-        <w:t>This is the textbook starting point and it is wrong in a subtle but important way. Goals are not independent. When a goal goes in at the 25th minute, it changes how both teams play for the next 65 minutes. The independence assumption underestimates the probability of 0-0 and 1-1 draws -- an empirically robust finding in the academic literature going back to Dixon and Coles (1997).</w:t>
+        <w:t>This is the textbook starting point and it is wrong in a subtle but important way. Goals are not independent. When a goal goes in at the 25th minute, everything changes -- the losing team pushes forward, the winning team may sit deeper, the tactical picture reshapes entirely. High-intensity, open matches tend to produce more goals for both teams simultaneously. The correlation between home and away goals in football is small but real and positive.</w:t>
       </w:r>
     </w:p>
     <w:p>
-      <w:pPr/>
+      <w:pPr>
+        <w:spacing w:before="240" w:after="60"/>
+        <w:keepWithNext/>
+        <w:keepLines/>
+      </w:pPr>
       <w:r>
         <w:rPr>
           <w:b/>
@@ -982,77 +2540,65 @@
       </w:r>
     </w:p>
     <w:p>
-      <w:pPr/>
+      <w:pPr>
+        <w:spacing w:before="0" w:after="140"/>
+        <w:jc w:val="both"/>
+      </w:pPr>
       <w:r>
         <w:rPr>
           <w:color w:val="111111"/>
           <w:sz w:val="20"/>
         </w:rPr>
-        <w:t>The Bivariate Poisson model handles this properly. The mathematical intuition: instead of two independent processes, model the goals as arising from three independent latent Poisson processes:</w:t>
+        <w:t>The Bivariate Poisson model handles this properly. The mathematical intuition: instead of two independent processes, model the goals as arising from THREE independent Poisson processes:</w:t>
       </w:r>
     </w:p>
     <w:p>
       <w:pPr>
         <w:pStyle w:val="ListBullet"/>
-      </w:pPr>
-      <w:r>
-        <w:rPr>
-          <w:b/>
-          <w:color w:val="111111"/>
-          <w:sz w:val="20"/>
-        </w:rPr>
-        <w:t xml:space="preserve">Z1 ~ Poisson(lambda_1): </w:t>
-      </w:r>
+        <w:spacing w:before="20" w:after="40"/>
+        <w:ind w:left="432"/>
+      </w:pPr>
       <w:r>
         <w:rPr>
           <w:color w:val="111111"/>
           <w:sz w:val="20"/>
         </w:rPr>
-        <w:t>goals generated by the home team independently</w:t>
+        <w:t>Z1 ~ Poisson(lambda_1): goals generated by the home team independently</w:t>
       </w:r>
     </w:p>
     <w:p>
       <w:pPr>
         <w:pStyle w:val="ListBullet"/>
-      </w:pPr>
-      <w:r>
-        <w:rPr>
-          <w:b/>
-          <w:color w:val="111111"/>
-          <w:sz w:val="20"/>
-        </w:rPr>
-        <w:t xml:space="preserve">Z2 ~ Poisson(lambda_2): </w:t>
-      </w:r>
+        <w:spacing w:before="20" w:after="40"/>
+        <w:ind w:left="432"/>
+      </w:pPr>
       <w:r>
         <w:rPr>
           <w:color w:val="111111"/>
           <w:sz w:val="20"/>
         </w:rPr>
-        <w:t>goals generated by the away team independently</w:t>
+        <w:t>Z2 ~ Poisson(lambda_2): goals generated by the away team independently</w:t>
       </w:r>
     </w:p>
     <w:p>
       <w:pPr>
         <w:pStyle w:val="ListBullet"/>
-      </w:pPr>
-      <w:r>
-        <w:rPr>
-          <w:b/>
-          <w:color w:val="111111"/>
-          <w:sz w:val="20"/>
-        </w:rPr>
-        <w:t xml:space="preserve">Z3 ~ Poisson(lambda_3): </w:t>
-      </w:r>
+        <w:spacing w:before="20" w:after="40"/>
+        <w:ind w:left="432"/>
+      </w:pPr>
       <w:r>
         <w:rPr>
           <w:color w:val="111111"/>
           <w:sz w:val="20"/>
         </w:rPr>
-        <w:t>a shared match intensity component -- extra goals that tend to occur simultaneously in high-energy matches</w:t>
+        <w:t>Z3 ~ Poisson(lambda_3): a shared 'match intensity' component -- extra goals that tend to occur simultaneously in high-energy matches</w:t>
       </w:r>
     </w:p>
     <w:p>
-      <w:pPr/>
+      <w:pPr>
+        <w:spacing w:before="0" w:after="140"/>
+        <w:jc w:val="both"/>
+      </w:pPr>
       <w:r>
         <w:rPr>
           <w:color w:val="111111"/>
@@ -1062,17 +2608,24 @@
       </w:r>
     </w:p>
     <w:p>
-      <w:pPr/>
+      <w:pPr>
+        <w:spacing w:before="0" w:after="140"/>
+        <w:jc w:val="both"/>
+      </w:pPr>
       <w:r>
         <w:rPr>
           <w:color w:val="111111"/>
           <w:sz w:val="20"/>
         </w:rPr>
-        <w:t>Z3 is the key innovation. It creates positive correlation between home and away goals through a shared latent process. A match with high Z3 tends to produce goals for both teams.</w:t>
+        <w:t>Z3 is the key innovation. It creates positive correlation between home and away goals through a shared latent process. A match with high Z3 is one where both teams are pushed into an open, attacking game.</w:t>
       </w:r>
     </w:p>
     <w:p>
-      <w:pPr/>
+      <w:pPr>
+        <w:spacing w:before="240" w:after="60"/>
+        <w:keepWithNext/>
+        <w:keepLines/>
+      </w:pPr>
       <w:r>
         <w:rPr>
           <w:b/>
@@ -1083,20 +2636,15 @@
       </w:r>
     </w:p>
     <w:p>
-      <w:pPr/>
+      <w:pPr>
+        <w:spacing w:before="80" w:after="120"/>
+        <w:ind w:left="432" w:right="432"/>
+        <w:shd w:val="clear" w:color="auto" w:fill="EEF2FF"/>
+      </w:pPr>
       <w:r>
         <w:rPr>
-          <w:color w:val="111111"/>
-          <w:sz w:val="20"/>
-        </w:rPr>
-        <w:t>The joint probability of observing exactly h home goals and a away goals:</w:t>
-      </w:r>
-    </w:p>
-    <w:p>
-      <w:pPr/>
-      <w:r>
-        <w:rPr>
-          <w:color w:val="111111"/>
+          <w:rFonts w:ascii="Courier New" w:hAnsi="Courier New"/>
+          <w:color w:val="1A2060"/>
           <w:sz w:val="18"/>
         </w:rPr>
         <w:t>P(H=h, A=a) = e^(-(lam_1 + lam_2 + lam_3))</w:t>
@@ -1107,21 +2655,86 @@
         <w:br/>
         <w:t xml:space="preserve">                * [lam_2^(a-k) / (a-k)!]</w:t>
         <w:br/>
-        <w:t xml:space="preserve">                * [lam_3^k / k!]</w:t>
+        <w:t xml:space="preserve">                * [lam_3^k     / k!    ]</w:t>
       </w:r>
     </w:p>
     <w:p>
-      <w:pPr/>
+      <w:pPr>
+        <w:spacing w:before="0" w:after="140"/>
+        <w:jc w:val="both"/>
+      </w:pPr>
       <w:r>
         <w:rPr>
           <w:color w:val="111111"/>
           <w:sz w:val="20"/>
         </w:rPr>
-        <w:t>When lambda_3 = 0, the sum has only one term (k=0) and the formula reduces exactly to the independent Poisson product. The Bivariate Poisson subsumes the naive model as a special case.</w:t>
+        <w:t>When lambda_3 = 0, the formula reduces exactly to the independent Poisson product. The Bivariate Poisson IS the independent Poisson when the data does not support correlation -- it never breaks, it only adds information when it is there.</w:t>
       </w:r>
     </w:p>
+    <w:tbl>
+      <w:tblPr>
+        <w:tblStyle w:val="TableGrid"/>
+        <w:tblW w:type="auto" w:w="0"/>
+        <w:tblLook w:firstColumn="1" w:firstRow="1" w:lastColumn="0" w:lastRow="0" w:noHBand="0" w:noVBand="1" w:val="04A0"/>
+      </w:tblPr>
+      <w:tblGrid>
+        <w:gridCol w:w="9072"/>
+      </w:tblGrid>
+      <w:tr>
+        <w:tc>
+          <w:tcPr>
+            <w:tcW w:type="dxa" w:w="9072"/>
+            <w:shd w:val="clear" w:color="auto" w:fill="FDF8ED"/>
+            <w:tcBorders>
+              <w:top w:val="none"/>
+              <w:right w:val="none"/>
+              <w:bottom w:val="none"/>
+              <w:insideH w:val="none"/>
+              <w:insideV w:val="none"/>
+              <w:left w:val="single" w:sz="18" w:color="D4AF37"/>
+            </w:tcBorders>
+          </w:tcPr>
+          <w:p>
+            <w:pPr>
+              <w:spacing w:before="40" w:after="40"/>
+            </w:pPr>
+            <w:r>
+              <w:rPr>
+                <w:b/>
+                <w:color w:val="D4AF37"/>
+                <w:sz w:val="18"/>
+              </w:rPr>
+              <w:t>Current Calibrated Value</w:t>
+            </w:r>
+          </w:p>
+          <w:p>
+            <w:pPr>
+              <w:spacing w:before="0" w:after="80"/>
+              <w:jc w:val="both"/>
+            </w:pPr>
+            <w:r>
+              <w:rPr>
+                <w:i/>
+                <w:color w:val="333355"/>
+                <w:sz w:val="19"/>
+              </w:rPr>
+              <w:t>lambda_3 = 0.170, calibrated from completed WC2026 matches. Positive and meaningful -- this World Cup is showing exactly the mutual intensity correlation the model was built to capture. Cov(H, A) = lambda_3 = 0.170.</w:t>
+            </w:r>
+          </w:p>
+        </w:tc>
+      </w:tr>
+    </w:tbl>
     <w:p>
-      <w:pPr/>
+      <w:pPr>
+        <w:spacing w:after="120"/>
+      </w:pPr>
+    </w:p>
+    <w:p>
+      <w:pPr>
+        <w:spacing w:before="240" w:after="60"/>
+        <w:keepWithNext/>
+        <w:keepLines/>
+      </w:pPr>
       <w:r>
         <w:rPr>
           <w:b/>
@@ -1132,223 +2745,483 @@
       </w:r>
     </w:p>
     <w:p>
-      <w:pPr/>
+      <w:pPr>
+        <w:spacing w:before="0" w:after="80"/>
+        <w:jc w:val="both"/>
+      </w:pPr>
       <w:r>
         <w:rPr>
           <w:color w:val="111111"/>
           <w:sz w:val="20"/>
         </w:rPr>
-        <w:t>The model does not simply use the Bivariate Poisson. It runs six competing parametric models daily, selects the winner by negative log-likelihood on out-of-sample match results, and uses that model's PMF as the prior for SLSQP optimization:</w:t>
+        <w:t>The model runs six competing parametric models daily, selects the winner by negative log-likelihood on held-out WC2026 data, and uses the champion for all predictions. The winner is reselected daily as more matches accumulate:</w:t>
       </w:r>
     </w:p>
+    <w:tbl>
+      <w:tblPr>
+        <w:tblStyle w:val="TableGrid"/>
+        <w:tblW w:type="auto" w:w="0"/>
+        <w:tblLook w:firstColumn="1" w:firstRow="1" w:lastColumn="0" w:lastRow="0" w:noHBand="0" w:noVBand="1" w:val="04A0"/>
+      </w:tblPr>
+      <w:tblGrid>
+        <w:gridCol w:w="3024"/>
+        <w:gridCol w:w="3024"/>
+        <w:gridCol w:w="3024"/>
+      </w:tblGrid>
+      <w:tr>
+        <w:tc>
+          <w:tcPr>
+            <w:tcW w:type="dxa" w:w="576"/>
+            <w:shd w:val="clear" w:color="auto" w:fill="0A0E1A"/>
+          </w:tcPr>
+          <w:p>
+            <w:r/>
+            <w:r>
+              <w:rPr>
+                <w:b/>
+                <w:color w:val="D4AF37"/>
+                <w:sz w:val="18"/>
+              </w:rPr>
+              <w:t>#</w:t>
+            </w:r>
+          </w:p>
+        </w:tc>
+        <w:tc>
+          <w:tcPr>
+            <w:tcW w:type="dxa" w:w="2592"/>
+            <w:shd w:val="clear" w:color="auto" w:fill="0A0E1A"/>
+          </w:tcPr>
+          <w:p>
+            <w:r/>
+            <w:r>
+              <w:rPr>
+                <w:b/>
+                <w:color w:val="D4AF37"/>
+                <w:sz w:val="18"/>
+              </w:rPr>
+              <w:t>Model</w:t>
+            </w:r>
+          </w:p>
+        </w:tc>
+        <w:tc>
+          <w:tcPr>
+            <w:tcW w:type="dxa" w:w="5760"/>
+            <w:shd w:val="clear" w:color="auto" w:fill="0A0E1A"/>
+          </w:tcPr>
+          <w:p>
+            <w:r/>
+            <w:r>
+              <w:rPr>
+                <w:b/>
+                <w:color w:val="D4AF37"/>
+                <w:sz w:val="18"/>
+              </w:rPr>
+              <w:t>What It Captures</w:t>
+            </w:r>
+          </w:p>
+        </w:tc>
+      </w:tr>
+      <w:tr>
+        <w:tc>
+          <w:tcPr>
+            <w:tcW w:type="dxa" w:w="576"/>
+            <w:shd w:val="clear" w:color="auto" w:fill="FFFFFF"/>
+          </w:tcPr>
+          <w:p>
+            <w:r>
+              <w:rPr>
+                <w:color w:val="111111"/>
+                <w:sz w:val="18"/>
+              </w:rPr>
+              <w:t>1</w:t>
+            </w:r>
+          </w:p>
+        </w:tc>
+        <w:tc>
+          <w:tcPr>
+            <w:tcW w:type="dxa" w:w="2592"/>
+            <w:shd w:val="clear" w:color="auto" w:fill="FFFFFF"/>
+          </w:tcPr>
+          <w:p>
+            <w:r>
+              <w:rPr>
+                <w:color w:val="111111"/>
+                <w:sz w:val="18"/>
+              </w:rPr>
+              <w:t>Independent Poisson</w:t>
+            </w:r>
+          </w:p>
+        </w:tc>
+        <w:tc>
+          <w:tcPr>
+            <w:tcW w:type="dxa" w:w="5760"/>
+            <w:shd w:val="clear" w:color="auto" w:fill="FFFFFF"/>
+          </w:tcPr>
+          <w:p>
+            <w:r>
+              <w:rPr>
+                <w:color w:val="111111"/>
+                <w:sz w:val="18"/>
+              </w:rPr>
+              <w:t>Classical baseline. Goals independent. Useful benchmark.</w:t>
+            </w:r>
+          </w:p>
+        </w:tc>
+      </w:tr>
+      <w:tr>
+        <w:tc>
+          <w:tcPr>
+            <w:tcW w:type="dxa" w:w="576"/>
+            <w:shd w:val="clear" w:color="auto" w:fill="F0F0F0"/>
+          </w:tcPr>
+          <w:p>
+            <w:r>
+              <w:rPr>
+                <w:color w:val="111111"/>
+                <w:sz w:val="18"/>
+              </w:rPr>
+              <w:t>2</w:t>
+            </w:r>
+          </w:p>
+        </w:tc>
+        <w:tc>
+          <w:tcPr>
+            <w:tcW w:type="dxa" w:w="2592"/>
+            <w:shd w:val="clear" w:color="auto" w:fill="F0F0F0"/>
+          </w:tcPr>
+          <w:p>
+            <w:r>
+              <w:rPr>
+                <w:color w:val="111111"/>
+                <w:sz w:val="18"/>
+              </w:rPr>
+              <w:t>Dixon-Coles</w:t>
+            </w:r>
+          </w:p>
+        </w:tc>
+        <w:tc>
+          <w:tcPr>
+            <w:tcW w:type="dxa" w:w="5760"/>
+            <w:shd w:val="clear" w:color="auto" w:fill="F0F0F0"/>
+          </w:tcPr>
+          <w:p>
+            <w:r>
+              <w:rPr>
+                <w:color w:val="111111"/>
+                <w:sz w:val="18"/>
+              </w:rPr>
+              <w:t>Low-score correction via rho = -0.042. Currently calibrated from WC2026 data.</w:t>
+            </w:r>
+          </w:p>
+        </w:tc>
+      </w:tr>
+      <w:tr>
+        <w:tc>
+          <w:tcPr>
+            <w:tcW w:type="dxa" w:w="576"/>
+            <w:shd w:val="clear" w:color="auto" w:fill="FFFFFF"/>
+          </w:tcPr>
+          <w:p>
+            <w:r>
+              <w:rPr>
+                <w:color w:val="111111"/>
+                <w:sz w:val="18"/>
+              </w:rPr>
+              <w:t>3</w:t>
+            </w:r>
+          </w:p>
+        </w:tc>
+        <w:tc>
+          <w:tcPr>
+            <w:tcW w:type="dxa" w:w="2592"/>
+            <w:shd w:val="clear" w:color="auto" w:fill="FFFFFF"/>
+          </w:tcPr>
+          <w:p>
+            <w:r>
+              <w:rPr>
+                <w:color w:val="111111"/>
+                <w:sz w:val="18"/>
+              </w:rPr>
+              <w:t>Bivariate Poisson</w:t>
+            </w:r>
+          </w:p>
+        </w:tc>
+        <w:tc>
+          <w:tcPr>
+            <w:tcW w:type="dxa" w:w="5760"/>
+            <w:shd w:val="clear" w:color="auto" w:fill="FFFFFF"/>
+          </w:tcPr>
+          <w:p>
+            <w:r>
+              <w:rPr>
+                <w:color w:val="111111"/>
+                <w:sz w:val="18"/>
+              </w:rPr>
+              <w:t>Shared intensity lambda_3 = 0.170. Current log-loss champion.</w:t>
+            </w:r>
+          </w:p>
+        </w:tc>
+      </w:tr>
+      <w:tr>
+        <w:tc>
+          <w:tcPr>
+            <w:tcW w:type="dxa" w:w="576"/>
+            <w:shd w:val="clear" w:color="auto" w:fill="F0F0F0"/>
+          </w:tcPr>
+          <w:p>
+            <w:r>
+              <w:rPr>
+                <w:color w:val="111111"/>
+                <w:sz w:val="18"/>
+              </w:rPr>
+              <w:t>4</w:t>
+            </w:r>
+          </w:p>
+        </w:tc>
+        <w:tc>
+          <w:tcPr>
+            <w:tcW w:type="dxa" w:w="2592"/>
+            <w:shd w:val="clear" w:color="auto" w:fill="F0F0F0"/>
+          </w:tcPr>
+          <w:p>
+            <w:r>
+              <w:rPr>
+                <w:color w:val="111111"/>
+                <w:sz w:val="18"/>
+              </w:rPr>
+              <w:t>Weibull Copula</w:t>
+            </w:r>
+          </w:p>
+        </w:tc>
+        <w:tc>
+          <w:tcPr>
+            <w:tcW w:type="dxa" w:w="5760"/>
+            <w:shd w:val="clear" w:color="auto" w:fill="F0F0F0"/>
+          </w:tcPr>
+          <w:p>
+            <w:r>
+              <w:rPr>
+                <w:color w:val="111111"/>
+                <w:sz w:val="18"/>
+              </w:rPr>
+              <w:t>Heavier tails than Poisson. More high-scoring outliers.</w:t>
+            </w:r>
+          </w:p>
+        </w:tc>
+      </w:tr>
+      <w:tr>
+        <w:tc>
+          <w:tcPr>
+            <w:tcW w:type="dxa" w:w="576"/>
+            <w:shd w:val="clear" w:color="auto" w:fill="FFFFFF"/>
+          </w:tcPr>
+          <w:p>
+            <w:r>
+              <w:rPr>
+                <w:color w:val="111111"/>
+                <w:sz w:val="18"/>
+              </w:rPr>
+              <w:t>5</w:t>
+            </w:r>
+          </w:p>
+        </w:tc>
+        <w:tc>
+          <w:tcPr>
+            <w:tcW w:type="dxa" w:w="2592"/>
+            <w:shd w:val="clear" w:color="auto" w:fill="FFFFFF"/>
+          </w:tcPr>
+          <w:p>
+            <w:r>
+              <w:rPr>
+                <w:color w:val="111111"/>
+                <w:sz w:val="18"/>
+              </w:rPr>
+              <w:t>Negative Binomial</w:t>
+            </w:r>
+          </w:p>
+        </w:tc>
+        <w:tc>
+          <w:tcPr>
+            <w:tcW w:type="dxa" w:w="5760"/>
+            <w:shd w:val="clear" w:color="auto" w:fill="FFFFFF"/>
+          </w:tcPr>
+          <w:p>
+            <w:r>
+              <w:rPr>
+                <w:color w:val="111111"/>
+                <w:sz w:val="18"/>
+              </w:rPr>
+              <w:t>Overdispersion: variance &gt; mean. Common in real football data.</w:t>
+            </w:r>
+          </w:p>
+        </w:tc>
+      </w:tr>
+      <w:tr>
+        <w:tc>
+          <w:tcPr>
+            <w:tcW w:type="dxa" w:w="576"/>
+            <w:shd w:val="clear" w:color="auto" w:fill="F0F0F0"/>
+          </w:tcPr>
+          <w:p>
+            <w:r>
+              <w:rPr>
+                <w:color w:val="111111"/>
+                <w:sz w:val="18"/>
+              </w:rPr>
+              <w:t>6</w:t>
+            </w:r>
+          </w:p>
+        </w:tc>
+        <w:tc>
+          <w:tcPr>
+            <w:tcW w:type="dxa" w:w="2592"/>
+            <w:shd w:val="clear" w:color="auto" w:fill="F0F0F0"/>
+          </w:tcPr>
+          <w:p>
+            <w:r>
+              <w:rPr>
+                <w:color w:val="111111"/>
+                <w:sz w:val="18"/>
+              </w:rPr>
+              <w:t>Zero-Inflated Poisson</w:t>
+            </w:r>
+          </w:p>
+        </w:tc>
+        <w:tc>
+          <w:tcPr>
+            <w:tcW w:type="dxa" w:w="5760"/>
+            <w:shd w:val="clear" w:color="auto" w:fill="F0F0F0"/>
+          </w:tcPr>
+          <w:p>
+            <w:r>
+              <w:rPr>
+                <w:color w:val="111111"/>
+                <w:sz w:val="18"/>
+              </w:rPr>
+              <w:t>Excess 0-0 draws beyond what Poisson predicts.</w:t>
+            </w:r>
+          </w:p>
+        </w:tc>
+      </w:tr>
+    </w:tbl>
     <w:p>
       <w:pPr>
-        <w:pStyle w:val="ListBullet"/>
-      </w:pPr>
-      <w:r>
-        <w:rPr>
-          <w:b/>
-          <w:color w:val="111111"/>
-          <w:sz w:val="20"/>
-        </w:rPr>
-        <w:t xml:space="preserve">Independent Poisson: </w:t>
-      </w:r>
-      <w:r>
-        <w:rPr>
-          <w:color w:val="111111"/>
-          <w:sz w:val="20"/>
-        </w:rPr>
-        <w:t>baseline independence assumption</w:t>
-      </w:r>
+        <w:spacing w:before="0" w:after="160"/>
+      </w:pPr>
     </w:p>
     <w:p>
       <w:pPr>
-        <w:pStyle w:val="ListBullet"/>
-      </w:pPr>
-      <w:r>
-        <w:rPr>
-          <w:b/>
-          <w:color w:val="111111"/>
-          <w:sz w:val="20"/>
-        </w:rPr>
-        <w:t xml:space="preserve">Bivariate Poisson: </w:t>
-      </w:r>
-      <w:r>
-        <w:rPr>
-          <w:color w:val="111111"/>
-          <w:sz w:val="20"/>
-        </w:rPr>
-        <w:t>three-process correlation model</w:t>
-      </w:r>
-    </w:p>
-    <w:p>
-      <w:pPr>
-        <w:pStyle w:val="ListBullet"/>
-      </w:pPr>
-      <w:r>
-        <w:rPr>
-          <w:b/>
-          <w:color w:val="111111"/>
-          <w:sz w:val="20"/>
-        </w:rPr>
-        <w:t xml:space="preserve">Dixon-Coles: </w:t>
-      </w:r>
-      <w:r>
-        <w:rPr>
-          <w:color w:val="111111"/>
-          <w:sz w:val="20"/>
-        </w:rPr>
-        <w:t>independent Poisson with low-score correction factors (tau adjustment on 0-0, 1-0, 0-1, 1-1 cells)</w:t>
-      </w:r>
-    </w:p>
-    <w:p>
-      <w:pPr>
-        <w:pStyle w:val="ListBullet"/>
-      </w:pPr>
-      <w:r>
-        <w:rPr>
-          <w:b/>
-          <w:color w:val="111111"/>
-          <w:sz w:val="20"/>
-        </w:rPr>
-        <w:t xml:space="preserve">Negative Binomial: </w:t>
-      </w:r>
-      <w:r>
-        <w:rPr>
-          <w:color w:val="111111"/>
-          <w:sz w:val="20"/>
-        </w:rPr>
-        <w:t>overdispersed count model for high-variance teams</w:t>
-      </w:r>
-    </w:p>
-    <w:p>
-      <w:pPr>
-        <w:pStyle w:val="ListBullet"/>
-      </w:pPr>
-      <w:r>
-        <w:rPr>
-          <w:b/>
-          <w:color w:val="111111"/>
-          <w:sz w:val="20"/>
-        </w:rPr>
-        <w:t xml:space="preserve">Zero-Inflated Poisson: </w:t>
-      </w:r>
-      <w:r>
-        <w:rPr>
-          <w:color w:val="111111"/>
-          <w:sz w:val="20"/>
-        </w:rPr>
-        <w:t>accounts for excess 0-0 draws in defensive matchups</w:t>
-      </w:r>
-    </w:p>
-    <w:p>
-      <w:pPr>
-        <w:pStyle w:val="ListBullet"/>
-      </w:pPr>
-      <w:r>
-        <w:rPr>
-          <w:b/>
-          <w:color w:val="111111"/>
-          <w:sz w:val="20"/>
-        </w:rPr>
-        <w:t xml:space="preserve">Hierarchical Bayesian: </w:t>
-      </w:r>
-      <w:r>
-        <w:rPr>
-          <w:color w:val="111111"/>
-          <w:sz w:val="20"/>
-        </w:rPr>
-        <w:t>partial pooling across all WC2026 teams to stabilize estimates for data-scarce teams</w:t>
-      </w:r>
-    </w:p>
-    <w:p>
-      <w:pPr/>
+        <w:keepNext/>
+        <w:spacing w:before="360" w:after="60"/>
+        <w:keepWithNext/>
+        <w:keepLines/>
+        <w:pBdr>
+          <w:bottom w:val="single" w:sz="6" w:space="3" w:color="D4AF37"/>
+        </w:pBdr>
+      </w:pPr>
       <w:r>
         <w:rPr>
           <w:b/>
           <w:color w:val="111111"/>
           <w:sz w:val="28"/>
         </w:rPr>
-        <w:t>Step 3: Market Reconciliation (SLSQP Optimization)</w:t>
+        <w:t>Step 4: Market Reconciliation (SLSQP Optimization)</w:t>
       </w:r>
     </w:p>
     <w:p>
-      <w:pPr/>
+      <w:pPr>
+        <w:spacing w:before="0" w:after="140"/>
+        <w:jc w:val="both"/>
+      </w:pPr>
       <w:r>
         <w:rPr>
           <w:color w:val="111111"/>
           <w:sz w:val="20"/>
         </w:rPr>
-        <w:t>Even the Bivariate Poisson cannot know about a goalkeeper injury announced 90 minutes before kickoff. Market reconciliation solves this. For every match where bookmaker odds are available, the model extracts three implied probabilities from the no-vig 1X2 market, six Over/Under line probabilities, and the BTTS market.</w:t>
+        <w:t>Even the Bivariate Poisson cannot know about a goalkeeper injury announced 90 minutes before kickoff. Market reconciliation solves this. For each match, the model extracts fair market probabilities from all available bookmakers after SHIN normalization across as many market types as the API carries: 1X2, Over/Under 0.5 through 6.5, BTTS, Draw No Bet, Double Chance, and correct score lines.</w:t>
       </w:r>
     </w:p>
     <w:p>
-      <w:pPr/>
+      <w:pPr>
+        <w:spacing w:before="0" w:after="140"/>
+        <w:jc w:val="both"/>
+      </w:pPr>
       <w:r>
         <w:rPr>
           <w:color w:val="111111"/>
           <w:sz w:val="20"/>
         </w:rPr>
-        <w:t>A constrained optimization algorithm -- SLSQP (Sequential Least Squares Programming) -- then adjusts the parametric PMF grid to satisfy these market constraints while minimizing the KL divergence from the parametric prior. The constraints are soft -- the optimizer finds the closest PMF to the model prior that is consistent with what the market is pricing.</w:t>
+        <w:t>A constrained optimization algorithm -- SLSQP (Sequential Least Squares Programming) -- then adjusts the parametric PMF grid to satisfy these market constraints while minimizing KL divergence from the original distribution. KL divergence measures how far the adjusted distribution has moved from the starting point, ensuring the optimizer only moves as far as the market evidence requires. Constraints are hard: all cell values must be non-negative and sum to 1.0.</w:t>
       </w:r>
     </w:p>
     <w:p>
-      <w:pPr/>
+      <w:pPr>
+        <w:spacing w:before="0" w:after="140"/>
+        <w:jc w:val="both"/>
+      </w:pPr>
       <w:r>
         <w:rPr>
           <w:color w:val="111111"/>
           <w:sz w:val="20"/>
         </w:rPr>
-        <w:t>When SLSQP converges to a better solution than a simple weighted-average blend, SLSQP is used. In practice, SLSQP dominates for virtually all matches with liquid bookmaker markets.</w:t>
+        <w:t>After SLSQP convergence, the HierarchicalBayesianGoalModel is blended at 20% weight into the final PMF (see Step 2). When SLSQP converges, it dominates for virtually all matches -- currently only 1 non-convergence out of 63 matches.</w:t>
       </w:r>
     </w:p>
     <w:p>
-      <w:pPr/>
+      <w:pPr>
+        <w:keepNext/>
+        <w:spacing w:before="360" w:after="60"/>
+        <w:keepWithNext/>
+        <w:keepLines/>
+        <w:pBdr>
+          <w:bottom w:val="single" w:sz="6" w:space="3" w:color="D4AF37"/>
+        </w:pBdr>
+      </w:pPr>
       <w:r>
         <w:rPr>
           <w:b/>
           <w:color w:val="111111"/>
           <w:sz w:val="28"/>
         </w:rPr>
-        <w:t>Step 4: Calibration (Temperature Scaling + Dixon-Coles Rho)</w:t>
+        <w:t>Step 5: Calibration (Adaptive Temperature Scaling)</w:t>
       </w:r>
     </w:p>
     <w:p>
-      <w:pPr/>
+      <w:pPr>
+        <w:spacing w:before="0" w:after="140"/>
+        <w:jc w:val="both"/>
+      </w:pPr>
       <w:r>
         <w:rPr>
           <w:color w:val="111111"/>
           <w:sz w:val="20"/>
         </w:rPr>
-        <w:t>A model is calibrated when the probabilities it outputs match observed frequencies. When it says 30%, outcomes should occur 30% of the time.</w:t>
+        <w:t>A model is calibrated when the probabilities it outputs match observed frequencies. When it says 30%, outcomes should occur 30% of the time. Calibration is distinct from accuracy -- an overconfident model assigns 80% to outcomes that only occur 65% of the time.</w:t>
       </w:r>
     </w:p>
     <w:p>
-      <w:pPr/>
-      <w:r>
-        <w:rPr>
-          <w:b/>
-          <w:color w:val="1A3A6B"/>
-          <w:sz w:val="22"/>
-        </w:rPr>
-        <w:t>Temperature Scaling</w:t>
-      </w:r>
-    </w:p>
-    <w:p>
-      <w:pPr/>
+      <w:pPr>
+        <w:spacing w:before="0" w:after="140"/>
+        <w:jc w:val="both"/>
+      </w:pPr>
       <w:r>
         <w:rPr>
           <w:color w:val="111111"/>
           <w:sz w:val="20"/>
         </w:rPr>
-        <w:t>The model uses temperature scaling: a single parameter T fitted by minimizing exact-score log loss on out-of-sample predictions from 2018, 2022, and completed WC2026 matches:</w:t>
+        <w:t>The model uses adaptive temperature scaling: a single parameter T fitted by minimizing exact-score log loss on out-of-sample predictions. Weighting shifts from 30/70 (WC2026/historical) to 60/40 once 24 or more matches complete. The calibrated probability for each cell is:</w:t>
       </w:r>
     </w:p>
     <w:p>
-      <w:pPr/>
+      <w:pPr>
+        <w:spacing w:before="80" w:after="120"/>
+        <w:ind w:left="432" w:right="432"/>
+        <w:shd w:val="clear" w:color="auto" w:fill="EEF2FF"/>
+      </w:pPr>
       <w:r>
         <w:rPr>
-          <w:color w:val="111111"/>
+          <w:rFonts w:ascii="Courier New" w:hAnsi="Courier New"/>
+          <w:color w:val="1A2060"/>
           <w:sz w:val="18"/>
         </w:rPr>
         <w:t>p_calibrated[h,a]  proportional to  p_raw[h,a] ^ (1/T)</w:t>
@@ -1357,101 +3230,76 @@
         <w:t>Then renormalized so all cells sum to 1.0.</w:t>
         <w:br/>
         <w:br/>
-        <w:t>Current calibrated temperature: T = 1.08</w:t>
+        <w:t>Current calibrated temperature: T = 1.089</w:t>
+        <w:br/>
+        <w:t>(T &gt; 1 flattens the distribution, correcting for mild overconfidence)</w:t>
       </w:r>
     </w:p>
     <w:p>
-      <w:pPr/>
+      <w:pPr>
+        <w:spacing w:before="0" w:after="140"/>
+        <w:jc w:val="both"/>
+      </w:pPr>
       <w:r>
         <w:rPr>
           <w:color w:val="111111"/>
           <w:sz w:val="20"/>
         </w:rPr>
-        <w:t>Five calibration metrics are evaluated on out-of-sample predictions: exact-score NLL (primary), Ranked Probability Score (RPS), Brier score, Brier skill score versus naive uniform prior, and calibration slope.</w:t>
+        <w:t>Five calibration metrics are evaluated on out-of-sample predictions only: exact-score negative log-likelihood (primary), Ranked Probability Score for 1X2, multiclass Brier score, Expected Calibration Error, and the ignorance score.</w:t>
       </w:r>
     </w:p>
     <w:p>
-      <w:pPr/>
-      <w:r>
-        <w:rPr>
-          <w:b/>
-          <w:color w:val="1A3A6B"/>
-          <w:sz w:val="22"/>
-        </w:rPr>
-        <w:t>Dixon-Coles Rho (Low-Score Correction)</w:t>
-      </w:r>
-    </w:p>
-    <w:p>
-      <w:pPr/>
-      <w:r>
-        <w:rPr>
-          <w:color w:val="111111"/>
-          <w:sz w:val="20"/>
-        </w:rPr>
-        <w:t>The correlation parameter rho corrects residual under/over-estimation of specific low-score draws that the Bivariate Poisson still misses. It applies a multiplicative correction to the four cells (0,0), (1,0), (0,1), (1,1):</w:t>
-      </w:r>
-    </w:p>
-    <w:p>
-      <w:pPr/>
-      <w:r>
-        <w:rPr>
-          <w:color w:val="111111"/>
-          <w:sz w:val="18"/>
-        </w:rPr>
-        <w:t>tau(h, a, lam_h, lam_a, rho):</w:t>
-        <w:br/>
-        <w:t xml:space="preserve">  (0,0): 1 - lam_h * lam_a * rho</w:t>
-        <w:br/>
-        <w:t xml:space="preserve">  (1,0): 1 + lam_a * rho</w:t>
-        <w:br/>
-        <w:t xml:space="preserve">  (0,1): 1 + lam_h * rho</w:t>
-        <w:br/>
-        <w:t xml:space="preserve">  (1,1): 1 - rho</w:t>
-      </w:r>
-    </w:p>
-    <w:p>
-      <w:pPr/>
-      <w:r>
-        <w:rPr>
-          <w:color w:val="111111"/>
-          <w:sz w:val="20"/>
-        </w:rPr>
-        <w:t>Current calibrated rho: -0.20 (fitted on 26 WC2026 matches). The negative value reflects that 2026 World Cup matches exhibit slightly lower draw frequency than historical average -- teams in must-win group-stage situations play more aggressively, reducing 0-0 and 1-1 outcomes relative to expectation.</w:t>
-      </w:r>
-    </w:p>
-    <w:p>
-      <w:pPr/>
+      <w:pPr>
+        <w:keepNext/>
+        <w:spacing w:before="360" w:after="60"/>
+        <w:keepWithNext/>
+        <w:keepLines/>
+        <w:pBdr>
+          <w:bottom w:val="single" w:sz="6" w:space="3" w:color="D4AF37"/>
+        </w:pBdr>
+      </w:pPr>
       <w:r>
         <w:rPr>
           <w:b/>
           <w:color w:val="111111"/>
           <w:sz w:val="28"/>
         </w:rPr>
-        <w:t>Step 5: Edge Screening and Kelly Sizing</w:t>
+        <w:t>Step 6: Edge Screening and Kelly Sizing</w:t>
       </w:r>
     </w:p>
     <w:p>
-      <w:pPr/>
+      <w:pPr>
+        <w:spacing w:before="0" w:after="140"/>
+        <w:jc w:val="both"/>
+      </w:pPr>
       <w:r>
         <w:rPr>
           <w:color w:val="111111"/>
           <w:sz w:val="20"/>
         </w:rPr>
-        <w:t>With a calibrated PMF for each match, the model compares its probability estimates against the bookmaker's no-vig prices. An edge exists when the model's probability exceeds the implied probability.</w:t>
+        <w:t>With a calibrated PMF for each match, the model compares its probability estimates against the bookmaker's no-vig prices. An edge exists when the model's estimate is higher than the market's:</w:t>
       </w:r>
     </w:p>
     <w:p>
-      <w:pPr/>
+      <w:pPr>
+        <w:spacing w:before="80" w:after="120"/>
+        <w:ind w:left="432" w:right="432"/>
+        <w:shd w:val="clear" w:color="auto" w:fill="EEF2FF"/>
+      </w:pPr>
       <w:r>
         <w:rPr>
-          <w:color w:val="111111"/>
+          <w:rFonts w:ascii="Courier New" w:hAnsi="Courier New"/>
+          <w:color w:val="1A2060"/>
           <w:sz w:val="18"/>
         </w:rPr>
         <w:t>Edge = (Model probability - Market implied probability) / Market implied probability</w:t>
       </w:r>
     </w:p>
     <w:p>
-      <w:pPr/>
+      <w:pPr>
+        <w:spacing w:before="0" w:after="140"/>
+        <w:jc w:val="both"/>
+      </w:pPr>
       <w:r>
         <w:rPr>
           <w:color w:val="111111"/>
@@ -1463,65 +3311,50 @@
     <w:p>
       <w:pPr>
         <w:pStyle w:val="ListBullet"/>
-      </w:pPr>
-      <w:r>
-        <w:rPr>
-          <w:b/>
-          <w:color w:val="111111"/>
-          <w:sz w:val="20"/>
-        </w:rPr>
-        <w:t xml:space="preserve">Edge &gt;= 4% </w:t>
-      </w:r>
+        <w:spacing w:before="20" w:after="40"/>
+        <w:ind w:left="432"/>
+      </w:pPr>
       <w:r>
         <w:rPr>
           <w:color w:val="111111"/>
           <w:sz w:val="20"/>
         </w:rPr>
-        <w:t>(minimum threshold for signal above estimation noise)</w:t>
+        <w:t>Edge &gt;= 4% (minimum threshold for signal above estimation noise)</w:t>
       </w:r>
     </w:p>
     <w:p>
       <w:pPr>
         <w:pStyle w:val="ListBullet"/>
-      </w:pPr>
-      <w:r>
-        <w:rPr>
-          <w:b/>
-          <w:color w:val="111111"/>
-          <w:sz w:val="20"/>
-        </w:rPr>
-        <w:t xml:space="preserve">90% confidence interval lower bound </w:t>
-      </w:r>
+        <w:spacing w:before="20" w:after="40"/>
+        <w:ind w:left="432"/>
+      </w:pPr>
       <w:r>
         <w:rPr>
           <w:color w:val="111111"/>
           <w:sz w:val="20"/>
         </w:rPr>
-        <w:t>still exceeds market implied probability. CI computed by varying each team's lambda by +/- 12% and measuring the resulting probability range.</w:t>
+        <w:t>90% confidence interval lower bound still exceeds market implied probability. CI computed by varying each team's lambda by +/- 12% and measuring the resulting range of PMF probabilities.</w:t>
       </w:r>
     </w:p>
     <w:p>
       <w:pPr>
         <w:pStyle w:val="ListBullet"/>
-      </w:pPr>
-      <w:r>
-        <w:rPr>
-          <w:b/>
-          <w:color w:val="111111"/>
-          <w:sz w:val="20"/>
-        </w:rPr>
-        <w:t xml:space="preserve">Market implied probability &gt; 2% </w:t>
-      </w:r>
+        <w:spacing w:before="20" w:after="40"/>
+        <w:ind w:left="432"/>
+      </w:pPr>
       <w:r>
         <w:rPr>
           <w:color w:val="111111"/>
           <w:sz w:val="20"/>
         </w:rPr>
-        <w:t>(excludes thin liquidity markets)</w:t>
+        <w:t>Market implied probability &gt; 2% (excludes thin liquidity markets)</w:t>
       </w:r>
     </w:p>
     <w:p>
-      <w:pPr/>
+      <w:pPr>
+        <w:spacing w:before="0" w:after="140"/>
+        <w:jc w:val="both"/>
+      </w:pPr>
       <w:r>
         <w:rPr>
           <w:color w:val="111111"/>
@@ -1531,282 +3364,580 @@
       </w:r>
     </w:p>
     <w:p>
-      <w:pPr/>
+      <w:pPr>
+        <w:spacing w:before="80" w:after="120"/>
+        <w:ind w:left="432" w:right="432"/>
+        <w:shd w:val="clear" w:color="auto" w:fill="EEF2FF"/>
+      </w:pPr>
       <w:r>
         <w:rPr>
-          <w:color w:val="111111"/>
+          <w:rFonts w:ascii="Courier New" w:hAnsi="Courier New"/>
+          <w:color w:val="1A2060"/>
           <w:sz w:val="18"/>
         </w:rPr>
         <w:t>Full Kelly:   f* = Edge / (Decimal odds - 1)</w:t>
         <w:br/>
         <w:t>Half Kelly:   f* / 2    [default -- recommended]</w:t>
         <w:br/>
-        <w:t>Hard cap:     5% of bankroll regardless of computed f*</w:t>
+        <w:t>Hard cap:     5% of bankroll regardless of computed value</w:t>
       </w:r>
     </w:p>
     <w:p>
-      <w:pPr/>
+      <w:pPr>
+        <w:keepNext/>
+        <w:spacing w:before="360" w:after="60"/>
+        <w:keepWithNext/>
+        <w:keepLines/>
+        <w:pBdr>
+          <w:bottom w:val="single" w:sz="6" w:space="3" w:color="D4AF37"/>
+        </w:pBdr>
+      </w:pPr>
       <w:r>
         <w:rPr>
           <w:b/>
           <w:color w:val="111111"/>
           <w:sz w:val="28"/>
         </w:rPr>
-        <w:t>Step 6: Closing Line Value (CLV) -- The Edge Litmus Test</w:t>
+        <w:t>Step 7: Closing Line Value (CLV) -- The Edge Litmus Test</w:t>
       </w:r>
     </w:p>
     <w:p>
-      <w:pPr/>
+      <w:pPr>
+        <w:spacing w:before="0" w:after="140"/>
+        <w:jc w:val="both"/>
+      </w:pPr>
       <w:r>
         <w:rPr>
           <w:color w:val="111111"/>
           <w:sz w:val="20"/>
         </w:rPr>
-        <w:t>Counting wins and losses is a poor way to evaluate a prediction model. The industry-standard measure that strips luck away from skill is Closing Line Value (CLV).</w:t>
+        <w:t>Counting wins and losses is a poor way to evaluate a prediction model. The industry-standard measure that strips luck away from skill is Closing Line Value, or CLV.</w:t>
       </w:r>
     </w:p>
     <w:p>
-      <w:pPr/>
+      <w:pPr>
+        <w:spacing w:before="0" w:after="140"/>
+        <w:jc w:val="both"/>
+      </w:pPr>
       <w:r>
         <w:rPr>
           <w:color w:val="111111"/>
           <w:sz w:val="20"/>
         </w:rPr>
-        <w:t>The closing line is the bookmaker's final odds immediately before kickoff -- specifically the no-vig probability after removing the bookmaker's margin. The closing line aggregates the opinions of thousands of sharp bettors and is widely considered the most efficient price the market ever produces for a given match.</w:t>
+        <w:t>The closing line is the bookmaker's final odds immediately before kickoff -- specifically the no-vig probability after removing the bookmaker margin. This represents the market's best collective estimate of the true probability, having absorbed every piece of publicly available information.</w:t>
       </w:r>
     </w:p>
     <w:p>
-      <w:pPr/>
+      <w:pPr>
+        <w:spacing w:before="0" w:after="140"/>
+        <w:jc w:val="both"/>
+      </w:pPr>
       <w:r>
         <w:rPr>
           <w:color w:val="111111"/>
           <w:sz w:val="20"/>
         </w:rPr>
-        <w:t>A model that consistently beats the closing line across a large sample is not getting lucky. It is providing information the market was slow to incorporate -- the definition of a genuine edge.</w:t>
+        <w:t>A model that consistently beats the closing line across a large sample is not getting lucky. It is providing information the market was slow to price in. Consistently losing to the closing line means the market was consistently smarter than the model, and the positive edges were illusions.</w:t>
       </w:r>
     </w:p>
     <w:p>
-      <w:pPr/>
+      <w:pPr>
+        <w:spacing w:before="0" w:after="140"/>
+        <w:jc w:val="both"/>
+      </w:pPr>
       <w:r>
         <w:rPr>
           <w:color w:val="111111"/>
           <w:sz w:val="20"/>
         </w:rPr>
-        <w:t>For every scheduled match the model records a closing odds snapshot at T-3 minutes before kickoff (captured automatically by the pipeline). CLV is then computed as: model_probability - closing_implied_probability. Positive CLV means the model was right and the market caught up. Negative CLV means the market knew something the model missed.</w:t>
+        <w:t>For every scheduled match the model tracks 15 markets: the three 1X2 outcomes, BTTS Yes and No, Over/Under at 0.5, 1.5, 2.5, 3.5, 4.5, 5.5, and 6.5 goals. Closing odds are captured automatically at T-3 minutes before each kickoff via a dedicated pre-match pipeline. The Market X-Ray page surfaces CLV tracking alongside real-time edge analysis for all active matches.</w:t>
       </w:r>
     </w:p>
     <w:p>
-      <w:pPr/>
+      <w:pPr>
+        <w:keepNext/>
+        <w:spacing w:before="360" w:after="60"/>
+        <w:keepWithNext/>
+        <w:keepLines/>
+        <w:pBdr>
+          <w:bottom w:val="single" w:sz="6" w:space="3" w:color="D4AF37"/>
+        </w:pBdr>
+      </w:pPr>
       <w:r>
         <w:rPr>
           <w:b/>
           <w:color w:val="111111"/>
           <w:sz w:val="28"/>
         </w:rPr>
-        <w:t>Step 7: The Standalone Pi Ratings Engine</w:t>
+        <w:t>The Live In-Play Model</w:t>
       </w:r>
     </w:p>
     <w:p>
-      <w:pPr/>
+      <w:pPr>
+        <w:spacing w:before="0" w:after="140"/>
+        <w:jc w:val="both"/>
+      </w:pPr>
       <w:r>
         <w:rPr>
           <w:color w:val="111111"/>
           <w:sz w:val="20"/>
         </w:rPr>
-        <w:t>Alongside the composite model, the repository runs a fully independent Pi Ratings prediction engine. This engine is built entirely from first principles in a single self-contained file with no external rating-system dependencies. It serves two purposes: a cross-check on the composite model's ratings and a fully transparent, auditable prediction layer.</w:t>
+        <w:t>During a live match, the model runs a non-homogeneous hazard model where goal-scoring rate varies by match minute. Goal rates are below average in the opening minutes, rise through the mid-half, spike just after half-time, and peak in the final ten minutes. On top of this temporal baseline, several live enhancements are active:</w:t>
       </w:r>
     </w:p>
     <w:p>
-      <w:pPr/>
+      <w:pPr>
+        <w:spacing w:before="240" w:after="60"/>
+        <w:keepWithNext/>
+        <w:keepLines/>
+      </w:pPr>
       <w:r>
         <w:rPr>
           <w:b/>
           <w:color w:val="1A3A6B"/>
           <w:sz w:val="22"/>
         </w:rPr>
-        <w:t>What Pi Ratings Measure</w:t>
+        <w:t>Score-State Multipliers</w:t>
       </w:r>
     </w:p>
+    <w:tbl>
+      <w:tblPr>
+        <w:tblStyle w:val="TableGrid"/>
+        <w:tblW w:type="auto" w:w="0"/>
+        <w:tblLook w:firstColumn="1" w:firstRow="1" w:lastColumn="0" w:lastRow="0" w:noHBand="0" w:noVBand="1" w:val="04A0"/>
+      </w:tblPr>
+      <w:tblGrid>
+        <w:gridCol w:w="3024"/>
+        <w:gridCol w:w="3024"/>
+        <w:gridCol w:w="3024"/>
+      </w:tblGrid>
+      <w:tr>
+        <w:tc>
+          <w:tcPr>
+            <w:tcW w:type="dxa" w:w="3312"/>
+            <w:shd w:val="clear" w:color="auto" w:fill="0A0E1A"/>
+          </w:tcPr>
+          <w:p>
+            <w:r/>
+            <w:r>
+              <w:rPr>
+                <w:b/>
+                <w:color w:val="D4AF37"/>
+                <w:sz w:val="18"/>
+              </w:rPr>
+              <w:t>Score State</w:t>
+            </w:r>
+          </w:p>
+        </w:tc>
+        <w:tc>
+          <w:tcPr>
+            <w:tcW w:type="dxa" w:w="2160"/>
+            <w:shd w:val="clear" w:color="auto" w:fill="0A0E1A"/>
+          </w:tcPr>
+          <w:p>
+            <w:r/>
+            <w:r>
+              <w:rPr>
+                <w:b/>
+                <w:color w:val="D4AF37"/>
+                <w:sz w:val="18"/>
+              </w:rPr>
+              <w:t>Home Rate</w:t>
+            </w:r>
+          </w:p>
+        </w:tc>
+        <w:tc>
+          <w:tcPr>
+            <w:tcW w:type="dxa" w:w="2160"/>
+            <w:shd w:val="clear" w:color="auto" w:fill="0A0E1A"/>
+          </w:tcPr>
+          <w:p>
+            <w:r/>
+            <w:r>
+              <w:rPr>
+                <w:b/>
+                <w:color w:val="D4AF37"/>
+                <w:sz w:val="18"/>
+              </w:rPr>
+              <w:t>Away Rate</w:t>
+            </w:r>
+          </w:p>
+        </w:tc>
+      </w:tr>
+      <w:tr>
+        <w:tc>
+          <w:tcPr>
+            <w:tcW w:type="dxa" w:w="3312"/>
+            <w:shd w:val="clear" w:color="auto" w:fill="FFFFFF"/>
+          </w:tcPr>
+          <w:p>
+            <w:r>
+              <w:rPr>
+                <w:color w:val="111111"/>
+                <w:sz w:val="18"/>
+              </w:rPr>
+              <w:t>Draw at minute 60+</w:t>
+            </w:r>
+          </w:p>
+        </w:tc>
+        <w:tc>
+          <w:tcPr>
+            <w:tcW w:type="dxa" w:w="2160"/>
+            <w:shd w:val="clear" w:color="auto" w:fill="FFFFFF"/>
+          </w:tcPr>
+          <w:p>
+            <w:r>
+              <w:rPr>
+                <w:color w:val="111111"/>
+                <w:sz w:val="18"/>
+              </w:rPr>
+              <w:t>x1.10</w:t>
+            </w:r>
+          </w:p>
+        </w:tc>
+        <w:tc>
+          <w:tcPr>
+            <w:tcW w:type="dxa" w:w="2160"/>
+            <w:shd w:val="clear" w:color="auto" w:fill="FFFFFF"/>
+          </w:tcPr>
+          <w:p>
+            <w:r>
+              <w:rPr>
+                <w:color w:val="111111"/>
+                <w:sz w:val="18"/>
+              </w:rPr>
+              <w:t>x1.10</w:t>
+            </w:r>
+          </w:p>
+        </w:tc>
+      </w:tr>
+      <w:tr>
+        <w:tc>
+          <w:tcPr>
+            <w:tcW w:type="dxa" w:w="3312"/>
+            <w:shd w:val="clear" w:color="auto" w:fill="F0F0F0"/>
+          </w:tcPr>
+          <w:p>
+            <w:r>
+              <w:rPr>
+                <w:color w:val="111111"/>
+                <w:sz w:val="18"/>
+              </w:rPr>
+              <w:t>Home team losing by 1</w:t>
+            </w:r>
+          </w:p>
+        </w:tc>
+        <w:tc>
+          <w:tcPr>
+            <w:tcW w:type="dxa" w:w="2160"/>
+            <w:shd w:val="clear" w:color="auto" w:fill="F0F0F0"/>
+          </w:tcPr>
+          <w:p>
+            <w:r>
+              <w:rPr>
+                <w:color w:val="111111"/>
+                <w:sz w:val="18"/>
+              </w:rPr>
+              <w:t>x1.25</w:t>
+            </w:r>
+          </w:p>
+        </w:tc>
+        <w:tc>
+          <w:tcPr>
+            <w:tcW w:type="dxa" w:w="2160"/>
+            <w:shd w:val="clear" w:color="auto" w:fill="F0F0F0"/>
+          </w:tcPr>
+          <w:p>
+            <w:r>
+              <w:rPr>
+                <w:color w:val="111111"/>
+                <w:sz w:val="18"/>
+              </w:rPr>
+              <w:t>x1.05</w:t>
+            </w:r>
+          </w:p>
+        </w:tc>
+      </w:tr>
+      <w:tr>
+        <w:tc>
+          <w:tcPr>
+            <w:tcW w:type="dxa" w:w="3312"/>
+            <w:shd w:val="clear" w:color="auto" w:fill="FFFFFF"/>
+          </w:tcPr>
+          <w:p>
+            <w:r>
+              <w:rPr>
+                <w:color w:val="111111"/>
+                <w:sz w:val="18"/>
+              </w:rPr>
+              <w:t>Home team losing by 2+</w:t>
+            </w:r>
+          </w:p>
+        </w:tc>
+        <w:tc>
+          <w:tcPr>
+            <w:tcW w:type="dxa" w:w="2160"/>
+            <w:shd w:val="clear" w:color="auto" w:fill="FFFFFF"/>
+          </w:tcPr>
+          <w:p>
+            <w:r>
+              <w:rPr>
+                <w:color w:val="111111"/>
+                <w:sz w:val="18"/>
+              </w:rPr>
+              <w:t>x1.40</w:t>
+            </w:r>
+          </w:p>
+        </w:tc>
+        <w:tc>
+          <w:tcPr>
+            <w:tcW w:type="dxa" w:w="2160"/>
+            <w:shd w:val="clear" w:color="auto" w:fill="FFFFFF"/>
+          </w:tcPr>
+          <w:p>
+            <w:r>
+              <w:rPr>
+                <w:color w:val="111111"/>
+                <w:sz w:val="18"/>
+              </w:rPr>
+              <w:t>x1.10</w:t>
+            </w:r>
+          </w:p>
+        </w:tc>
+      </w:tr>
+      <w:tr>
+        <w:tc>
+          <w:tcPr>
+            <w:tcW w:type="dxa" w:w="3312"/>
+            <w:shd w:val="clear" w:color="auto" w:fill="F0F0F0"/>
+          </w:tcPr>
+          <w:p>
+            <w:r>
+              <w:rPr>
+                <w:color w:val="111111"/>
+                <w:sz w:val="18"/>
+              </w:rPr>
+              <w:t>Home team winning by 1</w:t>
+            </w:r>
+          </w:p>
+        </w:tc>
+        <w:tc>
+          <w:tcPr>
+            <w:tcW w:type="dxa" w:w="2160"/>
+            <w:shd w:val="clear" w:color="auto" w:fill="F0F0F0"/>
+          </w:tcPr>
+          <w:p>
+            <w:r>
+              <w:rPr>
+                <w:color w:val="111111"/>
+                <w:sz w:val="18"/>
+              </w:rPr>
+              <w:t>x0.90</w:t>
+            </w:r>
+          </w:p>
+        </w:tc>
+        <w:tc>
+          <w:tcPr>
+            <w:tcW w:type="dxa" w:w="2160"/>
+            <w:shd w:val="clear" w:color="auto" w:fill="F0F0F0"/>
+          </w:tcPr>
+          <w:p>
+            <w:r>
+              <w:rPr>
+                <w:color w:val="111111"/>
+                <w:sz w:val="18"/>
+              </w:rPr>
+              <w:t>x1.10</w:t>
+            </w:r>
+          </w:p>
+        </w:tc>
+      </w:tr>
+      <w:tr>
+        <w:tc>
+          <w:tcPr>
+            <w:tcW w:type="dxa" w:w="3312"/>
+            <w:shd w:val="clear" w:color="auto" w:fill="FFFFFF"/>
+          </w:tcPr>
+          <w:p>
+            <w:r>
+              <w:rPr>
+                <w:color w:val="111111"/>
+                <w:sz w:val="18"/>
+              </w:rPr>
+              <w:t>Home team winning by 2+</w:t>
+            </w:r>
+          </w:p>
+        </w:tc>
+        <w:tc>
+          <w:tcPr>
+            <w:tcW w:type="dxa" w:w="2160"/>
+            <w:shd w:val="clear" w:color="auto" w:fill="FFFFFF"/>
+          </w:tcPr>
+          <w:p>
+            <w:r>
+              <w:rPr>
+                <w:color w:val="111111"/>
+                <w:sz w:val="18"/>
+              </w:rPr>
+              <w:t>x0.80</w:t>
+            </w:r>
+          </w:p>
+        </w:tc>
+        <w:tc>
+          <w:tcPr>
+            <w:tcW w:type="dxa" w:w="2160"/>
+            <w:shd w:val="clear" w:color="auto" w:fill="FFFFFF"/>
+          </w:tcPr>
+          <w:p>
+            <w:r>
+              <w:rPr>
+                <w:color w:val="111111"/>
+                <w:sz w:val="18"/>
+              </w:rPr>
+              <w:t>x1.15</w:t>
+            </w:r>
+          </w:p>
+        </w:tc>
+      </w:tr>
+    </w:tbl>
     <w:p>
-      <w:pPr/>
-      <w:r>
-        <w:rPr>
-          <w:color w:val="111111"/>
-          <w:sz w:val="20"/>
-        </w:rPr>
-        <w:t>A team's Pi Rating is a goal-margin-sensitive strength estimate: it rewards large wins and penalizes large losses more than simple win/loss Elo. After every WC2026 match, each team's rating updates as:</w:t>
-      </w:r>
+      <w:pPr>
+        <w:spacing w:before="0" w:after="120"/>
+      </w:pPr>
     </w:p>
     <w:p>
-      <w:pPr/>
-      <w:r>
-        <w:rPr>
-          <w:color w:val="111111"/>
-          <w:sz w:val="18"/>
-        </w:rPr>
-        <w:t>K_factor = 32 / (1 + 0.1 * |goal_margin|)</w:t>
-        <w:br/>
-        <w:t>expected_margin = home_attack - away_defense (with home advantage)</w:t>
-        <w:br/>
-        <w:t>actual_margin = home_goals - away_goals</w:t>
-        <w:br/>
-        <w:t>delta = K_factor * (actual_margin - expected_margin) / max_scale</w:t>
-      </w:r>
-    </w:p>
-    <w:p>
-      <w:pPr/>
-      <w:r>
-        <w:rPr>
-          <w:color w:val="111111"/>
-          <w:sz w:val="20"/>
-        </w:rPr>
-        <w:t>The Pi Rating system maintains separate attack and defense components for every team. The composite Pi Rating (EGM vs average) is derived as: (pi_home + pi_away) / 2.</w:t>
-      </w:r>
-    </w:p>
-    <w:p>
-      <w:pPr/>
+      <w:pPr>
+        <w:spacing w:before="240" w:after="60"/>
+        <w:keepWithNext/>
+        <w:keepLines/>
+      </w:pPr>
       <w:r>
         <w:rPr>
           <w:b/>
           <w:color w:val="1A3A6B"/>
           <w:sz w:val="22"/>
         </w:rPr>
-        <w:t>Daily Retraining</w:t>
+        <w:t>xG Blend (Active When BDL xG Available)</w:t>
       </w:r>
     </w:p>
     <w:p>
-      <w:pPr/>
+      <w:pPr>
+        <w:spacing w:before="0" w:after="140"/>
+        <w:jc w:val="both"/>
+      </w:pPr>
       <w:r>
         <w:rPr>
           <w:color w:val="111111"/>
           <w:sz w:val="20"/>
         </w:rPr>
-        <w:t>Every morning, the Pi engine:</w:t>
+        <w:t>When live expected goals data is available from BallDontLie, the model blends the live xG rate (60% weight) with the pre-game prior (40% weight) starting from minute 15. Before minute 15, live xG from a small number of shots is too noisy to be useful.</w:t>
       </w:r>
     </w:p>
     <w:p>
       <w:pPr>
-        <w:pStyle w:val="ListBullet"/>
-      </w:pPr>
-      <w:r>
-        <w:rPr>
-          <w:b/>
-          <w:color w:val="111111"/>
-          <w:sz w:val="20"/>
-        </w:rPr>
-        <w:t xml:space="preserve">Fetches </w:t>
-      </w:r>
-      <w:r>
-        <w:rPr>
-          <w:color w:val="111111"/>
-          <w:sz w:val="20"/>
-        </w:rPr>
-        <w:t>all completed WC2026 match results from the processed dataset</w:t>
-      </w:r>
-    </w:p>
-    <w:p>
-      <w:pPr>
-        <w:pStyle w:val="ListBullet"/>
-      </w:pPr>
-      <w:r>
-        <w:rPr>
-          <w:b/>
-          <w:color w:val="111111"/>
-          <w:sz w:val="20"/>
-        </w:rPr>
-        <w:t xml:space="preserve">Retrains </w:t>
-      </w:r>
-      <w:r>
-        <w:rPr>
-          <w:color w:val="111111"/>
-          <w:sz w:val="20"/>
-        </w:rPr>
-        <w:t>ratings from scratch starting from pre-tournament FIFA ranking priors</w:t>
-      </w:r>
-    </w:p>
-    <w:p>
-      <w:pPr>
-        <w:pStyle w:val="ListBullet"/>
-      </w:pPr>
-      <w:r>
-        <w:rPr>
-          <w:b/>
-          <w:color w:val="111111"/>
-          <w:sz w:val="20"/>
-        </w:rPr>
-        <w:t xml:space="preserve">Refits </w:t>
-      </w:r>
-      <w:r>
-        <w:rPr>
-          <w:color w:val="111111"/>
-          <w:sz w:val="20"/>
-        </w:rPr>
-        <w:t>the calibration parameters (rho and total_anchor) by maximum likelihood on out-of-sample score predictions</w:t>
-      </w:r>
-    </w:p>
-    <w:p>
-      <w:pPr>
-        <w:pStyle w:val="ListBullet"/>
-      </w:pPr>
-      <w:r>
-        <w:rPr>
-          <w:b/>
-          <w:color w:val="111111"/>
-          <w:sz w:val="20"/>
-        </w:rPr>
-        <w:t xml:space="preserve">Generates </w:t>
-      </w:r>
-      <w:r>
-        <w:rPr>
-          <w:color w:val="111111"/>
-          <w:sz w:val="20"/>
-        </w:rPr>
-        <w:t>match predictions for all upcoming scheduled fixtures</w:t>
-      </w:r>
-    </w:p>
-    <w:p>
-      <w:pPr>
-        <w:pStyle w:val="ListBullet"/>
-      </w:pPr>
-      <w:r>
-        <w:rPr>
-          <w:b/>
-          <w:color w:val="111111"/>
-          <w:sz w:val="20"/>
-        </w:rPr>
-        <w:t xml:space="preserve">Outputs </w:t>
-      </w:r>
-      <w:r>
-        <w:rPr>
-          <w:color w:val="111111"/>
-          <w:sz w:val="20"/>
-        </w:rPr>
-        <w:t>a ratings_report.csv with full team rankings and pi-ratings/summary_YYYY-MM-DD.html with all probabilities rounded to 4 decimal places and a complete calculation trail</w:t>
-      </w:r>
-    </w:p>
-    <w:p>
-      <w:pPr/>
+        <w:spacing w:before="240" w:after="60"/>
+        <w:keepWithNext/>
+        <w:keepLines/>
+      </w:pPr>
       <w:r>
         <w:rPr>
           <w:b/>
           <w:color w:val="1A3A6B"/>
           <w:sz w:val="22"/>
         </w:rPr>
-        <w:t>From Pi Ratings to PMF</w:t>
+        <w:t>Momentum Scaling: passes_final_third</w:t>
       </w:r>
     </w:p>
     <w:p>
-      <w:pPr/>
+      <w:pPr>
+        <w:spacing w:before="0" w:after="140"/>
+        <w:jc w:val="both"/>
+      </w:pPr>
       <w:r>
         <w:rPr>
           <w:color w:val="111111"/>
           <w:sz w:val="20"/>
         </w:rPr>
-        <w:t>Once team attack and defense Pi ratings are established, converting to a joint score PMF follows the same pipeline as the composite model: EGM margins are converted to lambda_home and lambda_away anchored to the calibrated total_anchor, the Bivariate Poisson formula is applied, rho correction is applied to the four low-score cells, and the grid is renormalized to sum to 1.0.</w:t>
+        <w:t>Live stats from BallDontLie include passes_final_third -- the number of passes each team has completed into the opponent's final third of the pitch. This is wired directly into the live hazard model as a momentum signal:</w:t>
       </w:r>
     </w:p>
     <w:p>
-      <w:pPr/>
+      <w:pPr>
+        <w:spacing w:before="80" w:after="120"/>
+        <w:ind w:left="432" w:right="432"/>
+        <w:shd w:val="clear" w:color="auto" w:fill="EEF2FF"/>
+      </w:pPr>
+      <w:r>
+        <w:rPr>
+          <w:rFonts w:ascii="Courier New" w:hAnsi="Courier New"/>
+          <w:color w:val="1A2060"/>
+          <w:sz w:val="18"/>
+        </w:rPr>
+        <w:t>hazard_mult = 1.0 + (team_passes_final_third - opponent_passes_final_third)</w:t>
+        <w:br/>
+        <w:t xml:space="preserve">              / normalizer * 0.03</w:t>
+        <w:br/>
+        <w:br/>
+        <w:t>Range: approximately +/-3% attack rate adjustment</w:t>
+      </w:r>
+    </w:p>
+    <w:p>
+      <w:pPr>
+        <w:spacing w:before="240" w:after="60"/>
+        <w:keepWithNext/>
+        <w:keepLines/>
+      </w:pPr>
+      <w:r>
+        <w:rPr>
+          <w:b/>
+          <w:color w:val="1A3A6B"/>
+          <w:sz w:val="22"/>
+        </w:rPr>
+        <w:t>momentum_df: BDL Match Momentum API</w:t>
+      </w:r>
+    </w:p>
+    <w:p>
+      <w:pPr>
+        <w:spacing w:before="0" w:after="140"/>
+        <w:jc w:val="both"/>
+      </w:pPr>
+      <w:r>
+        <w:rPr>
+          <w:color w:val="111111"/>
+          <w:sz w:val="20"/>
+        </w:rPr>
+        <w:t>The BallDontLie match momentum API provides a real-time momentum score for each team. This momentum signal is active in the live hazard model:</w:t>
+      </w:r>
+    </w:p>
+    <w:p>
+      <w:pPr>
+        <w:spacing w:before="80" w:after="120"/>
+        <w:ind w:left="432" w:right="432"/>
+        <w:shd w:val="clear" w:color="auto" w:fill="EEF2FF"/>
+      </w:pPr>
+      <w:r>
+        <w:rPr>
+          <w:rFonts w:ascii="Courier New" w:hAnsi="Courier New"/>
+          <w:color w:val="1A2060"/>
+          <w:sz w:val="18"/>
+        </w:rPr>
+        <w:t>Home team momentum advantage: +8% hazard scaling</w:t>
+        <w:br/>
+        <w:t>Away team momentum advantage: +5% hazard scaling</w:t>
+        <w:br/>
+        <w:t>(Asymmetric -- home advantage amplifies momentum effect)</w:t>
+      </w:r>
+    </w:p>
+    <w:p>
+      <w:pPr>
+        <w:keepNext/>
+        <w:spacing w:before="360" w:after="60"/>
+        <w:keepWithNext/>
+        <w:keepLines/>
+        <w:pBdr>
+          <w:bottom w:val="single" w:sz="6" w:space="3" w:color="D4AF37"/>
+        </w:pBdr>
+      </w:pPr>
       <w:r>
         <w:rPr>
           <w:b/>
@@ -1817,97 +3948,84 @@
       </w:r>
     </w:p>
     <w:p>
-      <w:pPr/>
+      <w:pPr>
+        <w:spacing w:before="0" w:after="140"/>
+        <w:jc w:val="both"/>
+      </w:pPr>
       <w:r>
         <w:rPr>
           <w:color w:val="111111"/>
           <w:sz w:val="20"/>
         </w:rPr>
-        <w:t>Every stage described above runs automatically, without human intervention, around the clock:</w:t>
+        <w:t>Every stage described above runs automatically, without human intervention, around the clock. After every run, results are FTP-uploaded to WizardOfOdds.com:</w:t>
       </w:r>
     </w:p>
     <w:p>
       <w:pPr>
         <w:pStyle w:val="ListBullet"/>
-      </w:pPr>
-      <w:r>
-        <w:rPr>
-          <w:b/>
-          <w:color w:val="111111"/>
-          <w:sz w:val="20"/>
-        </w:rPr>
-        <w:t xml:space="preserve">4:00 AM ET -- Daily retraining: </w:t>
-      </w:r>
+        <w:spacing w:before="20" w:after="40"/>
+        <w:ind w:left="432"/>
+      </w:pPr>
       <w:r>
         <w:rPr>
           <w:color w:val="111111"/>
           <w:sz w:val="20"/>
         </w:rPr>
-        <w:t>Full data fetch from BallDontLie API (match results, bookmaker odds from up to 6 vendors, team statistics, expected goals, shot data, match events, rosters, injuries, futures). Full model retraining and recalibration. Pi Ratings engine retrains separately. All match predictions regenerated. All published JSON files updated. All four WizardOfOdds HTML pages deployed to FTP. wc-live.json refreshed with upcoming match data.</w:t>
+        <w:t>Daily at 8:00 AM UTC (4:00 AM ET): Full retraining. All 12 signals refreshed, all six parametric models retrained, composite prior rebuilt, per-match adjustments applied, predictions regenerated for all upcoming fixtures, calibration metrics logged. Updated JSONs deployed.</w:t>
       </w:r>
     </w:p>
     <w:p>
       <w:pPr>
         <w:pStyle w:val="ListBullet"/>
-      </w:pPr>
-      <w:r>
-        <w:rPr>
-          <w:b/>
-          <w:color w:val="111111"/>
-          <w:sz w:val="20"/>
-        </w:rPr>
-        <w:t xml:space="preserve">Hourly -- Odds refresh and CLV tracking: </w:t>
-      </w:r>
+        <w:spacing w:before="20" w:after="40"/>
+        <w:ind w:left="432"/>
+      </w:pPr>
       <w:r>
         <w:rPr>
           <w:color w:val="111111"/>
           <w:sz w:val="20"/>
         </w:rPr>
-        <w:t>Lighter refresh capturing odds movements, updating CLV records, and re-running predictions if newly completed matches have appeared since the morning run.</w:t>
+        <w:t>Hourly: Pre-match odds refresh. Lighter refresh capturing odds movements, updating CLV records, re-running predictions if newly completed matches appeared since the daily run.</w:t>
       </w:r>
     </w:p>
     <w:p>
       <w:pPr>
         <w:pStyle w:val="ListBullet"/>
-      </w:pPr>
-      <w:r>
-        <w:rPr>
-          <w:b/>
-          <w:color w:val="111111"/>
-          <w:sz w:val="20"/>
-        </w:rPr>
-        <w:t xml:space="preserve">Every 2 minutes during match hours (9 AM - 3 AM ET) -- Live snapshots: </w:t>
-      </w:r>
+        <w:spacing w:before="20" w:after="40"/>
+        <w:ind w:left="432"/>
+      </w:pPr>
       <w:r>
         <w:rPr>
           <w:color w:val="111111"/>
           <w:sz w:val="20"/>
         </w:rPr>
-        <w:t>During match hours a live snapshot pipeline runs every 2 minutes. When a match is detected in progress, the pipeline self-chains -- each completed run immediately triggers the next, ensuring continuous updates for the live pages throughout the full 90+ minutes.</w:t>
+        <w:t>Every 2 minutes during match hours: Live snapshot. During active match windows the pipeline self-chains -- each completed run immediately triggers the next. Current score, minute, xG, momentum, and passes_final_third wired into the live hazard model.</w:t>
       </w:r>
     </w:p>
     <w:p>
       <w:pPr>
         <w:pStyle w:val="ListBullet"/>
-      </w:pPr>
-      <w:r>
-        <w:rPr>
-          <w:b/>
-          <w:color w:val="111111"/>
-          <w:sz w:val="20"/>
-        </w:rPr>
-        <w:t xml:space="preserve">T-3 minutes before kickoff -- Closing odds capture: </w:t>
-      </w:r>
+        <w:spacing w:before="20" w:after="40"/>
+        <w:ind w:left="432"/>
+      </w:pPr>
       <w:r>
         <w:rPr>
           <w:color w:val="111111"/>
           <w:sz w:val="20"/>
         </w:rPr>
-        <w:t>A dedicated watcher checks the schedule. When a match is within 25 minutes of kickoff, it captures a closing odds snapshot for CLV record-keeping.</w:t>
+        <w:t>T-3 minutes before kickoff: Closing odds capture. A dedicated watcher checks the schedule every 15 minutes, sleeps until exactly 3 minutes before kickoff, fetches final market odds across all 15 tracked markets, records closing probabilities for CLV tracking.</w:t>
       </w:r>
     </w:p>
     <w:p>
-      <w:pPr/>
+      <w:pPr>
+        <w:keepNext/>
+        <w:spacing w:before="360" w:after="60"/>
+        <w:keepWithNext/>
+        <w:keepLines/>
+        <w:pBdr>
+          <w:bottom w:val="single" w:sz="6" w:space="3" w:color="D4AF37"/>
+        </w:pBdr>
+      </w:pPr>
       <w:r>
         <w:rPr>
           <w:b/>
@@ -1920,6 +4038,8 @@
     <w:p>
       <w:pPr>
         <w:pStyle w:val="ListBullet"/>
+        <w:spacing w:before="20" w:after="40"/>
+        <w:ind w:left="432"/>
       </w:pPr>
       <w:r>
         <w:rPr>
@@ -1932,76 +4052,95 @@
     <w:p>
       <w:pPr>
         <w:pStyle w:val="ListBullet"/>
+        <w:spacing w:before="20" w:after="40"/>
+        <w:ind w:left="432"/>
       </w:pPr>
       <w:r>
         <w:rPr>
           <w:color w:val="111111"/>
           <w:sz w:val="20"/>
         </w:rPr>
-        <w:t>rho = -0.20 is calibrated on 26 WC2026 matches. This is a growing but still limited sample. As the tournament progresses and more matches complete, rho will be re-estimated with greater precision.</w:t>
+        <w:t>lambda_3 = 0.170 is an average across match types. A match in stoppage time with a team pressing for an equalizer has dramatically different dynamics than a settled 3-0. The pre-game model uses a global calibrated value; the live model accounts for this via score-state multipliers.</w:t>
       </w:r>
     </w:p>
     <w:p>
       <w:pPr>
         <w:pStyle w:val="ListBullet"/>
+        <w:spacing w:before="20" w:after="40"/>
+        <w:ind w:left="432"/>
       </w:pPr>
       <w:r>
         <w:rPr>
           <w:color w:val="111111"/>
           <w:sz w:val="20"/>
         </w:rPr>
-        <w:t>Lambda uncertainty is fixed at +/- 12% for the confidence interval calculation. Per-team uncertainty would require a fully Bayesian treatment.</w:t>
+        <w:t>The calibration temperature T and dynamic WC_AVG scaling factor will stabilize as the tournament progresses. Any parameter estimated from a small sample carries meaningful uncertainty.</w:t>
       </w:r>
     </w:p>
     <w:p>
       <w:pPr>
         <w:pStyle w:val="ListBullet"/>
+        <w:spacing w:before="20" w:after="40"/>
+        <w:ind w:left="432"/>
       </w:pPr>
       <w:r>
         <w:rPr>
           <w:color w:val="111111"/>
           <w:sz w:val="20"/>
         </w:rPr>
-        <w:t>The Pi Ratings engine weights all WC2026 matches equally regardless of opponent quality. A future enhancement would apply opponent-adjusted weighting.</w:t>
+        <w:t>Lambda uncertainty is fixed at +/- 12% for all teams. Per-team confidence intervals would require a fully Bayesian treatment.</w:t>
       </w:r>
     </w:p>
     <w:p>
       <w:pPr>
         <w:pStyle w:val="ListBullet"/>
+        <w:spacing w:before="20" w:after="40"/>
+        <w:ind w:left="432"/>
       </w:pPr>
       <w:r>
         <w:rPr>
           <w:color w:val="111111"/>
           <w:sz w:val="20"/>
         </w:rPr>
-        <w:t>Odds move between prediction time and kickoff. Edge estimates are calculated at the time the pipeline runs. Always verify current odds at your bookmaker before placing any bet.</w:t>
+        <w:t>Odds move between prediction time and kickoff. Edge estimates are calculated at the time the pipeline runs. Always verify current odds at your book before acting.</w:t>
       </w:r>
     </w:p>
     <w:p>
       <w:pPr>
         <w:pStyle w:val="ListBullet"/>
+        <w:spacing w:before="20" w:after="40"/>
+        <w:ind w:left="432"/>
       </w:pPr>
       <w:r>
         <w:rPr>
           <w:color w:val="111111"/>
           <w:sz w:val="20"/>
         </w:rPr>
-        <w:t>Positive expected value does not guarantee positive returns in any finite sample. Even a well-calibrated model with genuine edge will experience losing runs. Bankroll management discipline matters more than any individual bet.</w:t>
+        <w:t>Positive expected value does not guarantee positive returns in any finite sample. Even a well-calibrated model with genuine edge will experience losing streaks.</w:t>
       </w:r>
     </w:p>
     <w:p>
-      <w:pPr/>
+      <w:pPr>
+        <w:spacing w:before="0" w:after="240"/>
+      </w:pPr>
+    </w:p>
+    <w:p>
+      <w:pPr>
+        <w:spacing w:before="320"/>
+        <w:jc w:val="center"/>
+      </w:pPr>
       <w:r>
         <w:rPr>
-          <w:color w:val="888888"/>
+          <w:i/>
+          <w:color w:val="555555"/>
           <w:sz w:val="16"/>
         </w:rPr>
-        <w:t>All probabilities represent regulation time (90 minutes + stoppage time) only. Extra time and penalties are excluded. This article is for informational and entertainment purposes only. It does not constitute financial or betting advice. WizardOfOdds.com -- June 2026</w:t>
+        <w:t>All probabilities represent regulation time (90 minutes + stoppage time) only. Extra time and penalties are excluded. This article is for informational and educational purposes. Please gamble responsibly. WizardOfOdds.com</w:t>
       </w:r>
     </w:p>
     <w:sectPr>
       <w:pgSz w:w="12240" w:h="15840"/>
-      <w:pgMar w:top="1440" w:right="1800" w:bottom="1440" w:left="1800" w:header="720" w:footer="720" w:gutter="0"/>
+      <w:pgMar w:top="1440" w:right="1584" w:bottom="1440" w:left="1584" w:header="720" w:footer="720" w:gutter="0"/>
       <w:cols w:space="720"/>
       <w:docGrid w:linePitch="360"/>
     </w:sectPr>
